--- a/Full Stack Developer/Day 3.docx
+++ b/Full Stack Developer/Day 3.docx
@@ -17,16 +17,15 @@
       </w:pPr>
       <w:r>
         <w:rPr>
-          <w:rFonts w:ascii="Times New Roman" w:eastAsia="Times New Roman" w:hAnsi="Times New Roman" w:cs="Times New Roman"/>
+          <w:rFonts w:ascii="Segoe UI Symbol" w:eastAsia="Times New Roman" w:hAnsi="Segoe UI Symbol" w:cs="Segoe UI Symbol"/>
           <w:b/>
           <w:bCs/>
           <w:kern w:val="36"/>
           <w:sz w:val="48"/>
           <w:szCs w:val="48"/>
         </w:rPr>
-        <w:t xml:space="preserve">Topic 1: </w:t>
-      </w:r>
-      <w:proofErr w:type="spellStart"/>
+        <w:t>🚀</w:t>
+      </w:r>
       <w:r>
         <w:rPr>
           <w:rFonts w:ascii="Times New Roman" w:eastAsia="Times New Roman" w:hAnsi="Times New Roman" w:cs="Times New Roman"/>
@@ -36,10 +35,355 @@
           <w:sz w:val="48"/>
           <w:szCs w:val="48"/>
         </w:rPr>
+        <w:t xml:space="preserve"> Flutter Roadmap - Day 3</w:t>
+      </w:r>
+    </w:p>
+    <w:p>
+      <w:pPr>
+        <w:spacing w:before="100" w:beforeAutospacing="1" w:after="100" w:afterAutospacing="1" w:line="240" w:lineRule="auto"/>
+        <w:rPr>
+          <w:rFonts w:ascii="Times New Roman" w:eastAsia="Times New Roman" w:hAnsi="Times New Roman" w:cs="Times New Roman"/>
+          <w:sz w:val="24"/>
+          <w:szCs w:val="24"/>
+        </w:rPr>
+      </w:pPr>
+      <w:r>
+        <w:rPr>
+          <w:rFonts w:ascii="Times New Roman" w:eastAsia="Times New Roman" w:hAnsi="Times New Roman" w:cs="Times New Roman"/>
+          <w:b/>
+          <w:bCs/>
+          <w:sz w:val="24"/>
+          <w:szCs w:val="24"/>
+        </w:rPr>
+        <w:t>Level:</w:t>
+      </w:r>
+      <w:r>
+        <w:rPr>
+          <w:rFonts w:ascii="Times New Roman" w:eastAsia="Times New Roman" w:hAnsi="Times New Roman" w:cs="Times New Roman"/>
+          <w:sz w:val="24"/>
+          <w:szCs w:val="24"/>
+        </w:rPr>
+        <w:t xml:space="preserve"> Intermediate → Advanced (</w:t>
+      </w:r>
+      <w:proofErr w:type="spellStart"/>
+      <w:r>
+        <w:rPr>
+          <w:rFonts w:ascii="Nirmala UI" w:eastAsia="Times New Roman" w:hAnsi="Nirmala UI" w:cs="Nirmala UI"/>
+          <w:sz w:val="24"/>
+          <w:szCs w:val="24"/>
+        </w:rPr>
+        <w:t>বাংলা</w:t>
+      </w:r>
+      <w:proofErr w:type="spellEnd"/>
+      <w:r>
+        <w:rPr>
+          <w:rFonts w:ascii="Times New Roman" w:eastAsia="Times New Roman" w:hAnsi="Times New Roman" w:cs="Times New Roman"/>
+          <w:sz w:val="24"/>
+          <w:szCs w:val="24"/>
+        </w:rPr>
+        <w:t xml:space="preserve"> + English)</w:t>
+      </w:r>
+    </w:p>
+    <w:p>
+      <w:pPr>
+        <w:spacing w:before="100" w:beforeAutospacing="1" w:after="100" w:afterAutospacing="1" w:line="240" w:lineRule="auto"/>
+        <w:rPr>
+          <w:rFonts w:ascii="Times New Roman" w:eastAsia="Times New Roman" w:hAnsi="Times New Roman" w:cs="Times New Roman"/>
+          <w:sz w:val="24"/>
+          <w:szCs w:val="24"/>
+        </w:rPr>
+      </w:pPr>
+      <w:proofErr w:type="spellStart"/>
+      <w:r>
+        <w:rPr>
+          <w:rFonts w:ascii="Nirmala UI" w:eastAsia="Times New Roman" w:hAnsi="Nirmala UI" w:cs="Nirmala UI"/>
+          <w:sz w:val="24"/>
+          <w:szCs w:val="24"/>
+        </w:rPr>
+        <w:t>আজকের</w:t>
+      </w:r>
+      <w:proofErr w:type="spellEnd"/>
+      <w:r>
+        <w:rPr>
+          <w:rFonts w:ascii="Times New Roman" w:eastAsia="Times New Roman" w:hAnsi="Times New Roman" w:cs="Times New Roman"/>
+          <w:sz w:val="24"/>
+          <w:szCs w:val="24"/>
+        </w:rPr>
+        <w:t xml:space="preserve"> </w:t>
+      </w:r>
+      <w:r>
+        <w:rPr>
+          <w:rFonts w:ascii="Nirmala UI" w:eastAsia="Times New Roman" w:hAnsi="Nirmala UI" w:cs="Nirmala UI"/>
+          <w:sz w:val="24"/>
+          <w:szCs w:val="24"/>
+        </w:rPr>
+        <w:t>৩টি</w:t>
+      </w:r>
+      <w:r>
+        <w:rPr>
+          <w:rFonts w:ascii="Times New Roman" w:eastAsia="Times New Roman" w:hAnsi="Times New Roman" w:cs="Times New Roman"/>
+          <w:sz w:val="24"/>
+          <w:szCs w:val="24"/>
+        </w:rPr>
+        <w:t xml:space="preserve"> Connected Topic:</w:t>
+      </w:r>
+    </w:p>
+    <w:p>
+      <w:pPr>
+        <w:numPr>
+          <w:ilvl w:val="0"/>
+          <w:numId w:val="2"/>
+        </w:numPr>
+        <w:spacing w:before="100" w:beforeAutospacing="1" w:after="100" w:afterAutospacing="1" w:line="240" w:lineRule="auto"/>
+        <w:rPr>
+          <w:rFonts w:ascii="Times New Roman" w:eastAsia="Times New Roman" w:hAnsi="Times New Roman" w:cs="Times New Roman"/>
+          <w:sz w:val="24"/>
+          <w:szCs w:val="24"/>
+        </w:rPr>
+      </w:pPr>
+      <w:proofErr w:type="spellStart"/>
+      <w:r>
+        <w:rPr>
+          <w:rFonts w:ascii="Times New Roman" w:eastAsia="Times New Roman" w:hAnsi="Times New Roman" w:cs="Times New Roman"/>
+          <w:b/>
+          <w:bCs/>
+          <w:sz w:val="24"/>
+          <w:szCs w:val="24"/>
+        </w:rPr>
         <w:t>BuildContext</w:t>
       </w:r>
       <w:proofErr w:type="spellEnd"/>
       <w:r>
+        <w:rPr>
+          <w:rFonts w:ascii="Times New Roman" w:eastAsia="Times New Roman" w:hAnsi="Times New Roman" w:cs="Times New Roman"/>
+          <w:sz w:val="24"/>
+          <w:szCs w:val="24"/>
+        </w:rPr>
+        <w:t xml:space="preserve"> </w:t>
+      </w:r>
+    </w:p>
+    <w:p>
+      <w:pPr>
+        <w:numPr>
+          <w:ilvl w:val="0"/>
+          <w:numId w:val="2"/>
+        </w:numPr>
+        <w:spacing w:before="100" w:beforeAutospacing="1" w:after="100" w:afterAutospacing="1" w:line="240" w:lineRule="auto"/>
+        <w:rPr>
+          <w:rFonts w:ascii="Times New Roman" w:eastAsia="Times New Roman" w:hAnsi="Times New Roman" w:cs="Times New Roman"/>
+          <w:sz w:val="24"/>
+          <w:szCs w:val="24"/>
+        </w:rPr>
+      </w:pPr>
+      <w:r>
+        <w:rPr>
+          <w:rFonts w:ascii="Times New Roman" w:eastAsia="Times New Roman" w:hAnsi="Times New Roman" w:cs="Times New Roman"/>
+          <w:b/>
+          <w:bCs/>
+          <w:sz w:val="24"/>
+          <w:szCs w:val="24"/>
+        </w:rPr>
+        <w:t>Navigator (Screen Navigation)</w:t>
+      </w:r>
+      <w:r>
+        <w:rPr>
+          <w:rFonts w:ascii="Times New Roman" w:eastAsia="Times New Roman" w:hAnsi="Times New Roman" w:cs="Times New Roman"/>
+          <w:sz w:val="24"/>
+          <w:szCs w:val="24"/>
+        </w:rPr>
+        <w:t xml:space="preserve"> </w:t>
+      </w:r>
+    </w:p>
+    <w:p>
+      <w:pPr>
+        <w:numPr>
+          <w:ilvl w:val="0"/>
+          <w:numId w:val="2"/>
+        </w:numPr>
+        <w:spacing w:before="100" w:beforeAutospacing="1" w:after="100" w:afterAutospacing="1" w:line="240" w:lineRule="auto"/>
+        <w:rPr>
+          <w:rFonts w:ascii="Times New Roman" w:eastAsia="Times New Roman" w:hAnsi="Times New Roman" w:cs="Times New Roman"/>
+          <w:sz w:val="24"/>
+          <w:szCs w:val="24"/>
+        </w:rPr>
+      </w:pPr>
+      <w:r>
+        <w:rPr>
+          <w:rFonts w:ascii="Times New Roman" w:eastAsia="Times New Roman" w:hAnsi="Times New Roman" w:cs="Times New Roman"/>
+          <w:b/>
+          <w:bCs/>
+          <w:sz w:val="24"/>
+          <w:szCs w:val="24"/>
+        </w:rPr>
+        <w:t>Named Routes</w:t>
+      </w:r>
+      <w:r>
+        <w:rPr>
+          <w:rFonts w:ascii="Times New Roman" w:eastAsia="Times New Roman" w:hAnsi="Times New Roman" w:cs="Times New Roman"/>
+          <w:sz w:val="24"/>
+          <w:szCs w:val="24"/>
+        </w:rPr>
+        <w:t xml:space="preserve"> </w:t>
+      </w:r>
+    </w:p>
+    <w:p>
+      <w:pPr>
+        <w:spacing w:before="100" w:beforeAutospacing="1" w:after="100" w:afterAutospacing="1" w:line="240" w:lineRule="auto"/>
+        <w:rPr>
+          <w:rFonts w:ascii="Times New Roman" w:eastAsia="Times New Roman" w:hAnsi="Times New Roman" w:cs="Times New Roman"/>
+          <w:sz w:val="24"/>
+          <w:szCs w:val="24"/>
+        </w:rPr>
+      </w:pPr>
+      <w:r>
+        <w:rPr>
+          <w:rFonts w:ascii="Nirmala UI" w:eastAsia="Times New Roman" w:hAnsi="Nirmala UI" w:cs="Nirmala UI"/>
+          <w:sz w:val="24"/>
+          <w:szCs w:val="24"/>
+        </w:rPr>
+        <w:t>এই</w:t>
+      </w:r>
+      <w:r>
+        <w:rPr>
+          <w:rFonts w:ascii="Times New Roman" w:eastAsia="Times New Roman" w:hAnsi="Times New Roman" w:cs="Times New Roman"/>
+          <w:sz w:val="24"/>
+          <w:szCs w:val="24"/>
+        </w:rPr>
+        <w:t xml:space="preserve"> </w:t>
+      </w:r>
+      <w:proofErr w:type="spellStart"/>
+      <w:r>
+        <w:rPr>
+          <w:rFonts w:ascii="Nirmala UI" w:eastAsia="Times New Roman" w:hAnsi="Nirmala UI" w:cs="Nirmala UI"/>
+          <w:sz w:val="24"/>
+          <w:szCs w:val="24"/>
+        </w:rPr>
+        <w:t>তিনটি</w:t>
+      </w:r>
+      <w:proofErr w:type="spellEnd"/>
+      <w:r>
+        <w:rPr>
+          <w:rFonts w:ascii="Times New Roman" w:eastAsia="Times New Roman" w:hAnsi="Times New Roman" w:cs="Times New Roman"/>
+          <w:sz w:val="24"/>
+          <w:szCs w:val="24"/>
+        </w:rPr>
+        <w:t xml:space="preserve"> </w:t>
+      </w:r>
+      <w:proofErr w:type="spellStart"/>
+      <w:r>
+        <w:rPr>
+          <w:rFonts w:ascii="Nirmala UI" w:eastAsia="Times New Roman" w:hAnsi="Nirmala UI" w:cs="Nirmala UI"/>
+          <w:sz w:val="24"/>
+          <w:szCs w:val="24"/>
+        </w:rPr>
+        <w:t>একসাথে</w:t>
+      </w:r>
+      <w:proofErr w:type="spellEnd"/>
+      <w:r>
+        <w:rPr>
+          <w:rFonts w:ascii="Times New Roman" w:eastAsia="Times New Roman" w:hAnsi="Times New Roman" w:cs="Times New Roman"/>
+          <w:sz w:val="24"/>
+          <w:szCs w:val="24"/>
+        </w:rPr>
+        <w:t xml:space="preserve"> </w:t>
+      </w:r>
+      <w:proofErr w:type="spellStart"/>
+      <w:r>
+        <w:rPr>
+          <w:rFonts w:ascii="Nirmala UI" w:eastAsia="Times New Roman" w:hAnsi="Nirmala UI" w:cs="Nirmala UI"/>
+          <w:sz w:val="24"/>
+          <w:szCs w:val="24"/>
+        </w:rPr>
+        <w:t>শিখলে</w:t>
+      </w:r>
+      <w:proofErr w:type="spellEnd"/>
+      <w:r>
+        <w:rPr>
+          <w:rFonts w:ascii="Times New Roman" w:eastAsia="Times New Roman" w:hAnsi="Times New Roman" w:cs="Times New Roman"/>
+          <w:sz w:val="24"/>
+          <w:szCs w:val="24"/>
+        </w:rPr>
+        <w:t xml:space="preserve"> </w:t>
+      </w:r>
+      <w:proofErr w:type="spellStart"/>
+      <w:r>
+        <w:rPr>
+          <w:rFonts w:ascii="Nirmala UI" w:eastAsia="Times New Roman" w:hAnsi="Nirmala UI" w:cs="Nirmala UI"/>
+          <w:sz w:val="24"/>
+          <w:szCs w:val="24"/>
+        </w:rPr>
+        <w:t>তুমি</w:t>
+      </w:r>
+      <w:proofErr w:type="spellEnd"/>
+      <w:r>
+        <w:rPr>
+          <w:rFonts w:ascii="Times New Roman" w:eastAsia="Times New Roman" w:hAnsi="Times New Roman" w:cs="Times New Roman"/>
+          <w:sz w:val="24"/>
+          <w:szCs w:val="24"/>
+        </w:rPr>
+        <w:t xml:space="preserve"> Multi-Screen App </w:t>
+      </w:r>
+      <w:proofErr w:type="spellStart"/>
+      <w:r>
+        <w:rPr>
+          <w:rFonts w:ascii="Nirmala UI" w:eastAsia="Times New Roman" w:hAnsi="Nirmala UI" w:cs="Nirmala UI"/>
+          <w:sz w:val="24"/>
+          <w:szCs w:val="24"/>
+        </w:rPr>
+        <w:t>বানাতে</w:t>
+      </w:r>
+      <w:proofErr w:type="spellEnd"/>
+      <w:r>
+        <w:rPr>
+          <w:rFonts w:ascii="Times New Roman" w:eastAsia="Times New Roman" w:hAnsi="Times New Roman" w:cs="Times New Roman"/>
+          <w:sz w:val="24"/>
+          <w:szCs w:val="24"/>
+        </w:rPr>
+        <w:t xml:space="preserve"> </w:t>
+      </w:r>
+      <w:proofErr w:type="spellStart"/>
+      <w:r>
+        <w:rPr>
+          <w:rFonts w:ascii="Nirmala UI" w:eastAsia="Times New Roman" w:hAnsi="Nirmala UI" w:cs="Nirmala UI"/>
+          <w:sz w:val="24"/>
+          <w:szCs w:val="24"/>
+        </w:rPr>
+        <w:t>পারবে</w:t>
+      </w:r>
+      <w:proofErr w:type="spellEnd"/>
+      <w:r>
+        <w:rPr>
+          <w:rFonts w:ascii="Nirmala UI" w:eastAsia="Times New Roman" w:hAnsi="Nirmala UI" w:cs="Nirmala UI"/>
+          <w:sz w:val="24"/>
+          <w:szCs w:val="24"/>
+        </w:rPr>
+        <w:t>।</w:t>
+      </w:r>
+    </w:p>
+    <w:p>
+      <w:pPr>
+        <w:spacing w:after="0" w:line="240" w:lineRule="auto"/>
+        <w:rPr>
+          <w:rFonts w:ascii="Times New Roman" w:eastAsia="Times New Roman" w:hAnsi="Times New Roman" w:cs="Times New Roman"/>
+          <w:sz w:val="24"/>
+          <w:szCs w:val="24"/>
+        </w:rPr>
+      </w:pPr>
+      <w:r>
+        <w:rPr>
+          <w:rFonts w:ascii="Times New Roman" w:eastAsia="Times New Roman" w:hAnsi="Times New Roman" w:cs="Times New Roman"/>
+          <w:sz w:val="24"/>
+          <w:szCs w:val="24"/>
+        </w:rPr>
+        <w:pict>
+          <v:rect id="_x0000_i1025" style="width:0;height:1.5pt" o:hralign="center" o:hrstd="t" o:hr="t" fillcolor="#a0a0a0" stroked="f"/>
+        </w:pict>
+      </w:r>
+    </w:p>
+    <w:p>
+      <w:pPr>
+        <w:spacing w:before="100" w:beforeAutospacing="1" w:after="100" w:afterAutospacing="1" w:line="240" w:lineRule="auto"/>
+        <w:outlineLvl w:val="0"/>
         <w:rPr>
           <w:rFonts w:ascii="Times New Roman" w:eastAsia="Times New Roman" w:hAnsi="Times New Roman" w:cs="Times New Roman"/>
           <w:b/>
@@ -48,21 +392,19 @@
           <w:sz w:val="48"/>
           <w:szCs w:val="48"/>
         </w:rPr>
-        <w:t xml:space="preserve"> (Flutter-</w:t>
-      </w:r>
-      <w:proofErr w:type="spellStart"/>
-      <w:r>
-        <w:rPr>
-          <w:rFonts w:ascii="Nirmala UI" w:eastAsia="Times New Roman" w:hAnsi="Nirmala UI" w:cs="Nirmala UI"/>
+      </w:pPr>
+      <w:r>
+        <w:rPr>
+          <w:rFonts w:ascii="Times New Roman" w:eastAsia="Times New Roman" w:hAnsi="Times New Roman" w:cs="Times New Roman"/>
           <w:b/>
           <w:bCs/>
           <w:kern w:val="36"/>
           <w:sz w:val="48"/>
           <w:szCs w:val="48"/>
         </w:rPr>
-        <w:t>এর</w:t>
-      </w:r>
-      <w:proofErr w:type="spellEnd"/>
+        <w:t xml:space="preserve">Topic 1: </w:t>
+      </w:r>
+      <w:proofErr w:type="spellStart"/>
       <w:r>
         <w:rPr>
           <w:rFonts w:ascii="Times New Roman" w:eastAsia="Times New Roman" w:hAnsi="Times New Roman" w:cs="Times New Roman"/>
@@ -72,28 +414,64 @@
           <w:sz w:val="48"/>
           <w:szCs w:val="48"/>
         </w:rPr>
-        <w:t xml:space="preserve"> GPS </w:t>
-      </w:r>
-      <w:r>
-        <w:rPr>
-          <w:rFonts w:ascii="Segoe UI Symbol" w:eastAsia="Times New Roman" w:hAnsi="Segoe UI Symbol" w:cs="Segoe UI Symbol"/>
+        <w:t>BuildContext</w:t>
+      </w:r>
+      <w:proofErr w:type="spellEnd"/>
+      <w:r>
+        <w:rPr>
+          <w:rFonts w:ascii="Times New Roman" w:eastAsia="Times New Roman" w:hAnsi="Times New Roman" w:cs="Times New Roman"/>
           <w:b/>
           <w:bCs/>
           <w:kern w:val="36"/>
           <w:sz w:val="48"/>
           <w:szCs w:val="48"/>
         </w:rPr>
-        <w:t>📍</w:t>
-      </w:r>
-      <w:r>
-        <w:rPr>
-          <w:rFonts w:ascii="Times New Roman" w:eastAsia="Times New Roman" w:hAnsi="Times New Roman" w:cs="Times New Roman"/>
+        <w:t xml:space="preserve"> (Flutter-</w:t>
+      </w:r>
+      <w:proofErr w:type="spellStart"/>
+      <w:r>
+        <w:rPr>
+          <w:rFonts w:ascii="Nirmala UI" w:eastAsia="Times New Roman" w:hAnsi="Nirmala UI" w:cs="Nirmala UI"/>
           <w:b/>
           <w:bCs/>
           <w:kern w:val="36"/>
           <w:sz w:val="48"/>
           <w:szCs w:val="48"/>
         </w:rPr>
+        <w:t>এর</w:t>
+      </w:r>
+      <w:proofErr w:type="spellEnd"/>
+      <w:r>
+        <w:rPr>
+          <w:rFonts w:ascii="Times New Roman" w:eastAsia="Times New Roman" w:hAnsi="Times New Roman" w:cs="Times New Roman"/>
+          <w:b/>
+          <w:bCs/>
+          <w:kern w:val="36"/>
+          <w:sz w:val="48"/>
+          <w:szCs w:val="48"/>
+        </w:rPr>
+        <w:t xml:space="preserve"> GPS </w:t>
+      </w:r>
+      <w:r>
+        <w:rPr>
+          <w:rFonts w:ascii="Segoe UI Symbol" w:eastAsia="Times New Roman" w:hAnsi="Segoe UI Symbol" w:cs="Segoe UI Symbol"/>
+          <w:b/>
+          <w:bCs/>
+          <w:kern w:val="36"/>
+          <w:sz w:val="48"/>
+          <w:szCs w:val="48"/>
+        </w:rPr>
+        <w:t>📍</w:t>
+      </w:r>
+      <w:r>
+        <w:rPr>
+          <w:rFonts w:ascii="Times New Roman" w:eastAsia="Times New Roman" w:hAnsi="Times New Roman" w:cs="Times New Roman"/>
+          <w:b/>
+          <w:bCs/>
+          <w:kern w:val="36"/>
+          <w:sz w:val="48"/>
+          <w:szCs w:val="48"/>
+        </w:rPr>
         <w:t>)</w:t>
       </w:r>
     </w:p>
@@ -612,7 +990,7 @@
       <w:pPr>
         <w:numPr>
           <w:ilvl w:val="0"/>
-          <w:numId w:val="1"/>
+          <w:numId w:val="3"/>
         </w:numPr>
         <w:spacing w:before="100" w:beforeAutospacing="1" w:after="100" w:afterAutospacing="1" w:line="240" w:lineRule="auto"/>
         <w:rPr>
@@ -634,7 +1012,7 @@
       <w:pPr>
         <w:numPr>
           <w:ilvl w:val="0"/>
-          <w:numId w:val="1"/>
+          <w:numId w:val="3"/>
         </w:numPr>
         <w:spacing w:before="100" w:beforeAutospacing="1" w:after="100" w:afterAutospacing="1" w:line="240" w:lineRule="auto"/>
         <w:rPr>
@@ -656,7 +1034,7 @@
       <w:pPr>
         <w:numPr>
           <w:ilvl w:val="0"/>
-          <w:numId w:val="1"/>
+          <w:numId w:val="3"/>
         </w:numPr>
         <w:spacing w:before="100" w:beforeAutospacing="1" w:after="100" w:afterAutospacing="1" w:line="240" w:lineRule="auto"/>
         <w:rPr>
@@ -678,7 +1056,7 @@
       <w:pPr>
         <w:numPr>
           <w:ilvl w:val="0"/>
-          <w:numId w:val="1"/>
+          <w:numId w:val="3"/>
         </w:numPr>
         <w:spacing w:before="100" w:beforeAutospacing="1" w:after="100" w:afterAutospacing="1" w:line="240" w:lineRule="auto"/>
         <w:rPr>
@@ -700,7 +1078,7 @@
       <w:pPr>
         <w:numPr>
           <w:ilvl w:val="0"/>
-          <w:numId w:val="1"/>
+          <w:numId w:val="3"/>
         </w:numPr>
         <w:spacing w:before="100" w:beforeAutospacing="1" w:after="100" w:afterAutospacing="1" w:line="240" w:lineRule="auto"/>
         <w:rPr>
@@ -722,7 +1100,7 @@
       <w:pPr>
         <w:numPr>
           <w:ilvl w:val="0"/>
-          <w:numId w:val="1"/>
+          <w:numId w:val="3"/>
         </w:numPr>
         <w:spacing w:before="100" w:beforeAutospacing="1" w:after="100" w:afterAutospacing="1" w:line="240" w:lineRule="auto"/>
         <w:rPr>
@@ -1004,7 +1382,7 @@
           <w:szCs w:val="24"/>
         </w:rPr>
         <w:pict>
-          <v:rect id="_x0000_i1025" style="width:0;height:1.5pt" o:hralign="center" o:hrstd="t" o:hr="t" fillcolor="#a0a0a0" stroked="f"/>
+          <v:rect id="_x0000_i1026" style="width:0;height:1.5pt" o:hralign="center" o:hrstd="t" o:hr="t" fillcolor="#a0a0a0" stroked="f"/>
         </w:pict>
       </w:r>
     </w:p>
@@ -1120,6 +1498,14 @@
           <w:szCs w:val="20"/>
         </w:rPr>
         <w:br/>
+      </w:r>
+      <w:r>
+        <w:rPr>
+          <w:rFonts w:ascii="Courier New" w:eastAsia="Times New Roman" w:hAnsi="Courier New" w:cs="Courier New"/>
+          <w:sz w:val="20"/>
+          <w:szCs w:val="20"/>
+        </w:rPr>
+        <w:lastRenderedPageBreak/>
         <w:t xml:space="preserve">  body: Center(</w:t>
       </w:r>
       <w:r>
@@ -1379,144 +1765,6 @@
           <w:szCs w:val="24"/>
         </w:rPr>
         <w:t>।</w:t>
-      </w:r>
-    </w:p>
-    <w:p>
-      <w:pPr>
-        <w:spacing w:after="0" w:line="240" w:lineRule="auto"/>
-        <w:rPr>
-          <w:rFonts w:ascii="Times New Roman" w:eastAsia="Times New Roman" w:hAnsi="Times New Roman" w:cs="Times New Roman"/>
-          <w:sz w:val="24"/>
-          <w:szCs w:val="24"/>
-        </w:rPr>
-      </w:pPr>
-      <w:r>
-        <w:rPr>
-          <w:rFonts w:ascii="Times New Roman" w:eastAsia="Times New Roman" w:hAnsi="Times New Roman" w:cs="Times New Roman"/>
-          <w:sz w:val="24"/>
-          <w:szCs w:val="24"/>
-        </w:rPr>
-        <w:pict>
-          <v:rect id="_x0000_i1026" style="width:0;height:1.5pt" o:hralign="center" o:hrstd="t" o:hr="t" fillcolor="#a0a0a0" stroked="f"/>
-        </w:pict>
-      </w:r>
-    </w:p>
-    <w:p>
-      <w:pPr>
-        <w:spacing w:before="100" w:beforeAutospacing="1" w:after="100" w:afterAutospacing="1" w:line="240" w:lineRule="auto"/>
-        <w:outlineLvl w:val="2"/>
-        <w:rPr>
-          <w:rFonts w:ascii="Times New Roman" w:eastAsia="Times New Roman" w:hAnsi="Times New Roman" w:cs="Times New Roman"/>
-          <w:b/>
-          <w:bCs/>
-          <w:sz w:val="27"/>
-          <w:szCs w:val="27"/>
-        </w:rPr>
-      </w:pPr>
-      <w:r>
-        <w:rPr>
-          <w:rFonts w:ascii="Times New Roman" w:eastAsia="Times New Roman" w:hAnsi="Times New Roman" w:cs="Times New Roman"/>
-          <w:b/>
-          <w:bCs/>
-          <w:sz w:val="27"/>
-          <w:szCs w:val="27"/>
-        </w:rPr>
-        <w:t>Interview Question</w:t>
-      </w:r>
-    </w:p>
-    <w:p>
-      <w:pPr>
-        <w:spacing w:before="100" w:beforeAutospacing="1" w:after="100" w:afterAutospacing="1" w:line="240" w:lineRule="auto"/>
-        <w:rPr>
-          <w:rFonts w:ascii="Times New Roman" w:eastAsia="Times New Roman" w:hAnsi="Times New Roman" w:cs="Times New Roman"/>
-          <w:sz w:val="24"/>
-          <w:szCs w:val="24"/>
-        </w:rPr>
-      </w:pPr>
-      <w:r>
-        <w:rPr>
-          <w:rFonts w:ascii="Times New Roman" w:eastAsia="Times New Roman" w:hAnsi="Times New Roman" w:cs="Times New Roman"/>
-          <w:b/>
-          <w:bCs/>
-          <w:sz w:val="24"/>
-          <w:szCs w:val="24"/>
-        </w:rPr>
-        <w:t>Q:</w:t>
-      </w:r>
-      <w:r>
-        <w:rPr>
-          <w:rFonts w:ascii="Times New Roman" w:eastAsia="Times New Roman" w:hAnsi="Times New Roman" w:cs="Times New Roman"/>
-          <w:sz w:val="24"/>
-          <w:szCs w:val="24"/>
-        </w:rPr>
-        <w:t xml:space="preserve"> What is </w:t>
-      </w:r>
-      <w:proofErr w:type="spellStart"/>
-      <w:r>
-        <w:rPr>
-          <w:rFonts w:ascii="Times New Roman" w:eastAsia="Times New Roman" w:hAnsi="Times New Roman" w:cs="Times New Roman"/>
-          <w:sz w:val="24"/>
-          <w:szCs w:val="24"/>
-        </w:rPr>
-        <w:t>BuildContext</w:t>
-      </w:r>
-      <w:proofErr w:type="spellEnd"/>
-      <w:r>
-        <w:rPr>
-          <w:rFonts w:ascii="Times New Roman" w:eastAsia="Times New Roman" w:hAnsi="Times New Roman" w:cs="Times New Roman"/>
-          <w:sz w:val="24"/>
-          <w:szCs w:val="24"/>
-        </w:rPr>
-        <w:t>?</w:t>
-      </w:r>
-    </w:p>
-    <w:p>
-      <w:pPr>
-        <w:spacing w:before="100" w:beforeAutospacing="1" w:after="100" w:afterAutospacing="1" w:line="240" w:lineRule="auto"/>
-        <w:rPr>
-          <w:rFonts w:ascii="Times New Roman" w:eastAsia="Times New Roman" w:hAnsi="Times New Roman" w:cs="Times New Roman"/>
-          <w:sz w:val="24"/>
-          <w:szCs w:val="24"/>
-        </w:rPr>
-      </w:pPr>
-      <w:r>
-        <w:rPr>
-          <w:rFonts w:ascii="Times New Roman" w:eastAsia="Times New Roman" w:hAnsi="Times New Roman" w:cs="Times New Roman"/>
-          <w:b/>
-          <w:bCs/>
-          <w:sz w:val="24"/>
-          <w:szCs w:val="24"/>
-        </w:rPr>
-        <w:lastRenderedPageBreak/>
-        <w:t>Answer:</w:t>
-      </w:r>
-    </w:p>
-    <w:p>
-      <w:pPr>
-        <w:spacing w:beforeAutospacing="1" w:after="100" w:afterAutospacing="1" w:line="240" w:lineRule="auto"/>
-        <w:rPr>
-          <w:rFonts w:ascii="Times New Roman" w:eastAsia="Times New Roman" w:hAnsi="Times New Roman" w:cs="Times New Roman"/>
-          <w:sz w:val="24"/>
-          <w:szCs w:val="24"/>
-        </w:rPr>
-      </w:pPr>
-      <w:proofErr w:type="spellStart"/>
-      <w:r>
-        <w:rPr>
-          <w:rFonts w:ascii="Times New Roman" w:eastAsia="Times New Roman" w:hAnsi="Times New Roman" w:cs="Times New Roman"/>
-          <w:sz w:val="24"/>
-          <w:szCs w:val="24"/>
-        </w:rPr>
-        <w:t>BuildContext</w:t>
-      </w:r>
-      <w:proofErr w:type="spellEnd"/>
-      <w:r>
-        <w:rPr>
-          <w:rFonts w:ascii="Times New Roman" w:eastAsia="Times New Roman" w:hAnsi="Times New Roman" w:cs="Times New Roman"/>
-          <w:sz w:val="24"/>
-          <w:szCs w:val="24"/>
-        </w:rPr>
-        <w:t xml:space="preserve"> is the location of a widget in the Widget Tree. Flutter uses it to access parent widgets like Navigator, Theme, MediaQuery, Scaffold, and Providers.</w:t>
       </w:r>
     </w:p>
     <w:p>
@@ -1542,6 +1790,143 @@
     <w:p>
       <w:pPr>
         <w:spacing w:before="100" w:beforeAutospacing="1" w:after="100" w:afterAutospacing="1" w:line="240" w:lineRule="auto"/>
+        <w:outlineLvl w:val="2"/>
+        <w:rPr>
+          <w:rFonts w:ascii="Times New Roman" w:eastAsia="Times New Roman" w:hAnsi="Times New Roman" w:cs="Times New Roman"/>
+          <w:b/>
+          <w:bCs/>
+          <w:sz w:val="27"/>
+          <w:szCs w:val="27"/>
+        </w:rPr>
+      </w:pPr>
+      <w:r>
+        <w:rPr>
+          <w:rFonts w:ascii="Times New Roman" w:eastAsia="Times New Roman" w:hAnsi="Times New Roman" w:cs="Times New Roman"/>
+          <w:b/>
+          <w:bCs/>
+          <w:sz w:val="27"/>
+          <w:szCs w:val="27"/>
+        </w:rPr>
+        <w:t>Interview Question</w:t>
+      </w:r>
+    </w:p>
+    <w:p>
+      <w:pPr>
+        <w:spacing w:before="100" w:beforeAutospacing="1" w:after="100" w:afterAutospacing="1" w:line="240" w:lineRule="auto"/>
+        <w:rPr>
+          <w:rFonts w:ascii="Times New Roman" w:eastAsia="Times New Roman" w:hAnsi="Times New Roman" w:cs="Times New Roman"/>
+          <w:sz w:val="24"/>
+          <w:szCs w:val="24"/>
+        </w:rPr>
+      </w:pPr>
+      <w:r>
+        <w:rPr>
+          <w:rFonts w:ascii="Times New Roman" w:eastAsia="Times New Roman" w:hAnsi="Times New Roman" w:cs="Times New Roman"/>
+          <w:b/>
+          <w:bCs/>
+          <w:sz w:val="24"/>
+          <w:szCs w:val="24"/>
+        </w:rPr>
+        <w:t>Q:</w:t>
+      </w:r>
+      <w:r>
+        <w:rPr>
+          <w:rFonts w:ascii="Times New Roman" w:eastAsia="Times New Roman" w:hAnsi="Times New Roman" w:cs="Times New Roman"/>
+          <w:sz w:val="24"/>
+          <w:szCs w:val="24"/>
+        </w:rPr>
+        <w:t xml:space="preserve"> What is </w:t>
+      </w:r>
+      <w:proofErr w:type="spellStart"/>
+      <w:r>
+        <w:rPr>
+          <w:rFonts w:ascii="Times New Roman" w:eastAsia="Times New Roman" w:hAnsi="Times New Roman" w:cs="Times New Roman"/>
+          <w:sz w:val="24"/>
+          <w:szCs w:val="24"/>
+        </w:rPr>
+        <w:t>BuildContext</w:t>
+      </w:r>
+      <w:proofErr w:type="spellEnd"/>
+      <w:r>
+        <w:rPr>
+          <w:rFonts w:ascii="Times New Roman" w:eastAsia="Times New Roman" w:hAnsi="Times New Roman" w:cs="Times New Roman"/>
+          <w:sz w:val="24"/>
+          <w:szCs w:val="24"/>
+        </w:rPr>
+        <w:t>?</w:t>
+      </w:r>
+    </w:p>
+    <w:p>
+      <w:pPr>
+        <w:spacing w:before="100" w:beforeAutospacing="1" w:after="100" w:afterAutospacing="1" w:line="240" w:lineRule="auto"/>
+        <w:rPr>
+          <w:rFonts w:ascii="Times New Roman" w:eastAsia="Times New Roman" w:hAnsi="Times New Roman" w:cs="Times New Roman"/>
+          <w:sz w:val="24"/>
+          <w:szCs w:val="24"/>
+        </w:rPr>
+      </w:pPr>
+      <w:r>
+        <w:rPr>
+          <w:rFonts w:ascii="Times New Roman" w:eastAsia="Times New Roman" w:hAnsi="Times New Roman" w:cs="Times New Roman"/>
+          <w:b/>
+          <w:bCs/>
+          <w:sz w:val="24"/>
+          <w:szCs w:val="24"/>
+        </w:rPr>
+        <w:t>Answer:</w:t>
+      </w:r>
+    </w:p>
+    <w:p>
+      <w:pPr>
+        <w:spacing w:beforeAutospacing="1" w:after="100" w:afterAutospacing="1" w:line="240" w:lineRule="auto"/>
+        <w:rPr>
+          <w:rFonts w:ascii="Times New Roman" w:eastAsia="Times New Roman" w:hAnsi="Times New Roman" w:cs="Times New Roman"/>
+          <w:sz w:val="24"/>
+          <w:szCs w:val="24"/>
+        </w:rPr>
+      </w:pPr>
+      <w:proofErr w:type="spellStart"/>
+      <w:r>
+        <w:rPr>
+          <w:rFonts w:ascii="Times New Roman" w:eastAsia="Times New Roman" w:hAnsi="Times New Roman" w:cs="Times New Roman"/>
+          <w:sz w:val="24"/>
+          <w:szCs w:val="24"/>
+        </w:rPr>
+        <w:t>BuildContext</w:t>
+      </w:r>
+      <w:proofErr w:type="spellEnd"/>
+      <w:r>
+        <w:rPr>
+          <w:rFonts w:ascii="Times New Roman" w:eastAsia="Times New Roman" w:hAnsi="Times New Roman" w:cs="Times New Roman"/>
+          <w:sz w:val="24"/>
+          <w:szCs w:val="24"/>
+        </w:rPr>
+        <w:t xml:space="preserve"> is the location of a widget in the Widget Tree. Flutter uses it to access parent widgets like Navigator, Theme, MediaQuery, Scaffold, and Providers.</w:t>
+      </w:r>
+    </w:p>
+    <w:p>
+      <w:pPr>
+        <w:spacing w:after="0" w:line="240" w:lineRule="auto"/>
+        <w:rPr>
+          <w:rFonts w:ascii="Times New Roman" w:eastAsia="Times New Roman" w:hAnsi="Times New Roman" w:cs="Times New Roman"/>
+          <w:sz w:val="24"/>
+          <w:szCs w:val="24"/>
+        </w:rPr>
+      </w:pPr>
+      <w:r>
+        <w:rPr>
+          <w:rFonts w:ascii="Times New Roman" w:eastAsia="Times New Roman" w:hAnsi="Times New Roman" w:cs="Times New Roman"/>
+          <w:sz w:val="24"/>
+          <w:szCs w:val="24"/>
+        </w:rPr>
+        <w:pict>
+          <v:rect id="_x0000_i1028" style="width:0;height:1.5pt" o:hralign="center" o:hrstd="t" o:hr="t" fillcolor="#a0a0a0" stroked="f"/>
+        </w:pict>
+      </w:r>
+    </w:p>
+    <w:p>
+      <w:pPr>
+        <w:spacing w:before="100" w:beforeAutospacing="1" w:after="100" w:afterAutospacing="1" w:line="240" w:lineRule="auto"/>
         <w:outlineLvl w:val="0"/>
         <w:rPr>
           <w:rFonts w:ascii="Times New Roman" w:eastAsia="Times New Roman" w:hAnsi="Times New Roman" w:cs="Times New Roman"/>
@@ -2013,7 +2398,7 @@
           <w:szCs w:val="24"/>
         </w:rPr>
         <w:pict>
-          <v:rect id="_x0000_i1028" style="width:0;height:1.5pt" o:hralign="center" o:hrstd="t" o:hr="t" fillcolor="#a0a0a0" stroked="f"/>
+          <v:rect id="_x0000_i1029" style="width:0;height:1.5pt" o:hralign="center" o:hrstd="t" o:hr="t" fillcolor="#a0a0a0" stroked="f"/>
         </w:pict>
       </w:r>
     </w:p>
@@ -2230,6 +2615,7 @@
           <w:sz w:val="24"/>
           <w:szCs w:val="24"/>
         </w:rPr>
+        <w:lastRenderedPageBreak/>
         <w:t>Stack</w:t>
       </w:r>
     </w:p>
@@ -2319,7 +2705,7 @@
           <w:szCs w:val="24"/>
         </w:rPr>
         <w:pict>
-          <v:rect id="_x0000_i1029" style="width:0;height:1.5pt" o:hralign="center" o:hrstd="t" o:hr="t" fillcolor="#a0a0a0" stroked="f"/>
+          <v:rect id="_x0000_i1030" style="width:0;height:1.5pt" o:hralign="center" o:hrstd="t" o:hr="t" fillcolor="#a0a0a0" stroked="f"/>
         </w:pict>
       </w:r>
     </w:p>
@@ -2587,7 +2973,6 @@
           <w:sz w:val="20"/>
           <w:szCs w:val="20"/>
         </w:rPr>
-        <w:lastRenderedPageBreak/>
         <w:t>Login</w:t>
       </w:r>
       <w:r>
@@ -2691,119 +3076,6 @@
         </w:rPr>
         <w:br/>
         <w:t>Login</w:t>
-      </w:r>
-    </w:p>
-    <w:p>
-      <w:pPr>
-        <w:spacing w:after="0" w:line="240" w:lineRule="auto"/>
-        <w:rPr>
-          <w:rFonts w:ascii="Times New Roman" w:eastAsia="Times New Roman" w:hAnsi="Times New Roman" w:cs="Times New Roman"/>
-          <w:sz w:val="24"/>
-          <w:szCs w:val="24"/>
-        </w:rPr>
-      </w:pPr>
-      <w:r>
-        <w:rPr>
-          <w:rFonts w:ascii="Times New Roman" w:eastAsia="Times New Roman" w:hAnsi="Times New Roman" w:cs="Times New Roman"/>
-          <w:sz w:val="24"/>
-          <w:szCs w:val="24"/>
-        </w:rPr>
-        <w:pict>
-          <v:rect id="_x0000_i1030" style="width:0;height:1.5pt" o:hralign="center" o:hrstd="t" o:hr="t" fillcolor="#a0a0a0" stroked="f"/>
-        </w:pict>
-      </w:r>
-    </w:p>
-    <w:p>
-      <w:pPr>
-        <w:spacing w:before="100" w:beforeAutospacing="1" w:after="100" w:afterAutospacing="1" w:line="240" w:lineRule="auto"/>
-        <w:outlineLvl w:val="2"/>
-        <w:rPr>
-          <w:rFonts w:ascii="Times New Roman" w:eastAsia="Times New Roman" w:hAnsi="Times New Roman" w:cs="Times New Roman"/>
-          <w:b/>
-          <w:bCs/>
-          <w:sz w:val="27"/>
-          <w:szCs w:val="27"/>
-        </w:rPr>
-      </w:pPr>
-      <w:proofErr w:type="spellStart"/>
-      <w:r>
-        <w:rPr>
-          <w:rFonts w:ascii="Nirmala UI" w:eastAsia="Times New Roman" w:hAnsi="Nirmala UI" w:cs="Nirmala UI"/>
-          <w:b/>
-          <w:bCs/>
-          <w:sz w:val="27"/>
-          <w:szCs w:val="27"/>
-        </w:rPr>
-        <w:t>মনে</w:t>
-      </w:r>
-      <w:proofErr w:type="spellEnd"/>
-      <w:r>
-        <w:rPr>
-          <w:rFonts w:ascii="Times New Roman" w:eastAsia="Times New Roman" w:hAnsi="Times New Roman" w:cs="Times New Roman"/>
-          <w:b/>
-          <w:bCs/>
-          <w:sz w:val="27"/>
-          <w:szCs w:val="27"/>
-        </w:rPr>
-        <w:t xml:space="preserve"> </w:t>
-      </w:r>
-      <w:proofErr w:type="spellStart"/>
-      <w:r>
-        <w:rPr>
-          <w:rFonts w:ascii="Nirmala UI" w:eastAsia="Times New Roman" w:hAnsi="Nirmala UI" w:cs="Nirmala UI"/>
-          <w:b/>
-          <w:bCs/>
-          <w:sz w:val="27"/>
-          <w:szCs w:val="27"/>
-        </w:rPr>
-        <w:t>রাখার</w:t>
-      </w:r>
-      <w:proofErr w:type="spellEnd"/>
-      <w:r>
-        <w:rPr>
-          <w:rFonts w:ascii="Times New Roman" w:eastAsia="Times New Roman" w:hAnsi="Times New Roman" w:cs="Times New Roman"/>
-          <w:b/>
-          <w:bCs/>
-          <w:sz w:val="27"/>
-          <w:szCs w:val="27"/>
-        </w:rPr>
-        <w:t xml:space="preserve"> Trick</w:t>
-      </w:r>
-    </w:p>
-    <w:p>
-      <w:pPr>
-        <w:spacing w:before="100" w:beforeAutospacing="1" w:after="100" w:afterAutospacing="1" w:line="240" w:lineRule="auto"/>
-        <w:rPr>
-          <w:rFonts w:ascii="Times New Roman" w:eastAsia="Times New Roman" w:hAnsi="Times New Roman" w:cs="Times New Roman"/>
-          <w:sz w:val="24"/>
-          <w:szCs w:val="24"/>
-        </w:rPr>
-      </w:pPr>
-      <w:r>
-        <w:rPr>
-          <w:rFonts w:ascii="Times New Roman" w:eastAsia="Times New Roman" w:hAnsi="Times New Roman" w:cs="Times New Roman"/>
-          <w:sz w:val="24"/>
-          <w:szCs w:val="24"/>
-        </w:rPr>
-        <w:t>Push = Add Screen</w:t>
-      </w:r>
-    </w:p>
-    <w:p>
-      <w:pPr>
-        <w:spacing w:before="100" w:beforeAutospacing="1" w:after="100" w:afterAutospacing="1" w:line="240" w:lineRule="auto"/>
-        <w:rPr>
-          <w:rFonts w:ascii="Times New Roman" w:eastAsia="Times New Roman" w:hAnsi="Times New Roman" w:cs="Times New Roman"/>
-          <w:sz w:val="24"/>
-          <w:szCs w:val="24"/>
-        </w:rPr>
-      </w:pPr>
-      <w:r>
-        <w:rPr>
-          <w:rFonts w:ascii="Times New Roman" w:eastAsia="Times New Roman" w:hAnsi="Times New Roman" w:cs="Times New Roman"/>
-          <w:sz w:val="24"/>
-          <w:szCs w:val="24"/>
-        </w:rPr>
-        <w:t>Pop = Remove Screen</w:t>
       </w:r>
     </w:p>
     <w:p>
@@ -2838,15 +3110,49 @@
           <w:szCs w:val="27"/>
         </w:rPr>
       </w:pPr>
-      <w:r>
-        <w:rPr>
-          <w:rFonts w:ascii="Times New Roman" w:eastAsia="Times New Roman" w:hAnsi="Times New Roman" w:cs="Times New Roman"/>
+      <w:proofErr w:type="spellStart"/>
+      <w:r>
+        <w:rPr>
+          <w:rFonts w:ascii="Nirmala UI" w:eastAsia="Times New Roman" w:hAnsi="Nirmala UI" w:cs="Nirmala UI"/>
           <w:b/>
           <w:bCs/>
           <w:sz w:val="27"/>
           <w:szCs w:val="27"/>
         </w:rPr>
-        <w:t>Real Project Example</w:t>
+        <w:t>মনে</w:t>
+      </w:r>
+      <w:proofErr w:type="spellEnd"/>
+      <w:r>
+        <w:rPr>
+          <w:rFonts w:ascii="Times New Roman" w:eastAsia="Times New Roman" w:hAnsi="Times New Roman" w:cs="Times New Roman"/>
+          <w:b/>
+          <w:bCs/>
+          <w:sz w:val="27"/>
+          <w:szCs w:val="27"/>
+        </w:rPr>
+        <w:t xml:space="preserve"> </w:t>
+      </w:r>
+      <w:proofErr w:type="spellStart"/>
+      <w:r>
+        <w:rPr>
+          <w:rFonts w:ascii="Nirmala UI" w:eastAsia="Times New Roman" w:hAnsi="Nirmala UI" w:cs="Nirmala UI"/>
+          <w:b/>
+          <w:bCs/>
+          <w:sz w:val="27"/>
+          <w:szCs w:val="27"/>
+        </w:rPr>
+        <w:t>রাখার</w:t>
+      </w:r>
+      <w:proofErr w:type="spellEnd"/>
+      <w:r>
+        <w:rPr>
+          <w:rFonts w:ascii="Times New Roman" w:eastAsia="Times New Roman" w:hAnsi="Times New Roman" w:cs="Times New Roman"/>
+          <w:b/>
+          <w:bCs/>
+          <w:sz w:val="27"/>
+          <w:szCs w:val="27"/>
+        </w:rPr>
+        <w:t xml:space="preserve"> Trick</w:t>
       </w:r>
     </w:p>
     <w:p>
@@ -2864,7 +3170,7 @@
           <w:sz w:val="24"/>
           <w:szCs w:val="24"/>
         </w:rPr>
-        <w:t>Login</w:t>
+        <w:t>Push = Add Screen</w:t>
       </w:r>
     </w:p>
     <w:p>
@@ -2882,197 +3188,7 @@
           <w:sz w:val="24"/>
           <w:szCs w:val="24"/>
         </w:rPr>
-        <w:t>↓</w:t>
-      </w:r>
-    </w:p>
-    <w:p>
-      <w:pPr>
-        <w:spacing w:before="100" w:beforeAutospacing="1" w:after="100" w:afterAutospacing="1" w:line="240" w:lineRule="auto"/>
-        <w:rPr>
-          <w:rFonts w:ascii="Times New Roman" w:eastAsia="Times New Roman" w:hAnsi="Times New Roman" w:cs="Times New Roman"/>
-          <w:sz w:val="24"/>
-          <w:szCs w:val="24"/>
-        </w:rPr>
-      </w:pPr>
-      <w:r>
-        <w:rPr>
-          <w:rFonts w:ascii="Times New Roman" w:eastAsia="Times New Roman" w:hAnsi="Times New Roman" w:cs="Times New Roman"/>
-          <w:sz w:val="24"/>
-          <w:szCs w:val="24"/>
-        </w:rPr>
-        <w:t>OTP</w:t>
-      </w:r>
-    </w:p>
-    <w:p>
-      <w:pPr>
-        <w:spacing w:before="100" w:beforeAutospacing="1" w:after="100" w:afterAutospacing="1" w:line="240" w:lineRule="auto"/>
-        <w:rPr>
-          <w:rFonts w:ascii="Times New Roman" w:eastAsia="Times New Roman" w:hAnsi="Times New Roman" w:cs="Times New Roman"/>
-          <w:sz w:val="24"/>
-          <w:szCs w:val="24"/>
-        </w:rPr>
-      </w:pPr>
-      <w:r>
-        <w:rPr>
-          <w:rFonts w:ascii="Times New Roman" w:eastAsia="Times New Roman" w:hAnsi="Times New Roman" w:cs="Times New Roman"/>
-          <w:sz w:val="24"/>
-          <w:szCs w:val="24"/>
-        </w:rPr>
-        <w:t>↓</w:t>
-      </w:r>
-    </w:p>
-    <w:p>
-      <w:pPr>
-        <w:spacing w:before="100" w:beforeAutospacing="1" w:after="100" w:afterAutospacing="1" w:line="240" w:lineRule="auto"/>
-        <w:rPr>
-          <w:rFonts w:ascii="Times New Roman" w:eastAsia="Times New Roman" w:hAnsi="Times New Roman" w:cs="Times New Roman"/>
-          <w:sz w:val="24"/>
-          <w:szCs w:val="24"/>
-        </w:rPr>
-      </w:pPr>
-      <w:r>
-        <w:rPr>
-          <w:rFonts w:ascii="Times New Roman" w:eastAsia="Times New Roman" w:hAnsi="Times New Roman" w:cs="Times New Roman"/>
-          <w:sz w:val="24"/>
-          <w:szCs w:val="24"/>
-        </w:rPr>
-        <w:t>Home</w:t>
-      </w:r>
-    </w:p>
-    <w:p>
-      <w:pPr>
-        <w:spacing w:before="100" w:beforeAutospacing="1" w:after="100" w:afterAutospacing="1" w:line="240" w:lineRule="auto"/>
-        <w:rPr>
-          <w:rFonts w:ascii="Times New Roman" w:eastAsia="Times New Roman" w:hAnsi="Times New Roman" w:cs="Times New Roman"/>
-          <w:sz w:val="24"/>
-          <w:szCs w:val="24"/>
-        </w:rPr>
-      </w:pPr>
-      <w:r>
-        <w:rPr>
-          <w:rFonts w:ascii="Times New Roman" w:eastAsia="Times New Roman" w:hAnsi="Times New Roman" w:cs="Times New Roman"/>
-          <w:sz w:val="24"/>
-          <w:szCs w:val="24"/>
-        </w:rPr>
-        <w:t>↓</w:t>
-      </w:r>
-    </w:p>
-    <w:p>
-      <w:pPr>
-        <w:spacing w:before="100" w:beforeAutospacing="1" w:after="100" w:afterAutospacing="1" w:line="240" w:lineRule="auto"/>
-        <w:rPr>
-          <w:rFonts w:ascii="Times New Roman" w:eastAsia="Times New Roman" w:hAnsi="Times New Roman" w:cs="Times New Roman"/>
-          <w:sz w:val="24"/>
-          <w:szCs w:val="24"/>
-        </w:rPr>
-      </w:pPr>
-      <w:r>
-        <w:rPr>
-          <w:rFonts w:ascii="Times New Roman" w:eastAsia="Times New Roman" w:hAnsi="Times New Roman" w:cs="Times New Roman"/>
-          <w:sz w:val="24"/>
-          <w:szCs w:val="24"/>
-        </w:rPr>
-        <w:t>Profile</w:t>
-      </w:r>
-    </w:p>
-    <w:p>
-      <w:pPr>
-        <w:spacing w:before="100" w:beforeAutospacing="1" w:after="100" w:afterAutospacing="1" w:line="240" w:lineRule="auto"/>
-        <w:rPr>
-          <w:rFonts w:ascii="Times New Roman" w:eastAsia="Times New Roman" w:hAnsi="Times New Roman" w:cs="Times New Roman"/>
-          <w:sz w:val="24"/>
-          <w:szCs w:val="24"/>
-        </w:rPr>
-      </w:pPr>
-      <w:r>
-        <w:rPr>
-          <w:rFonts w:ascii="Times New Roman" w:eastAsia="Times New Roman" w:hAnsi="Times New Roman" w:cs="Times New Roman"/>
-          <w:sz w:val="24"/>
-          <w:szCs w:val="24"/>
-        </w:rPr>
-        <w:t>↓</w:t>
-      </w:r>
-    </w:p>
-    <w:p>
-      <w:pPr>
-        <w:spacing w:before="100" w:beforeAutospacing="1" w:after="100" w:afterAutospacing="1" w:line="240" w:lineRule="auto"/>
-        <w:rPr>
-          <w:rFonts w:ascii="Times New Roman" w:eastAsia="Times New Roman" w:hAnsi="Times New Roman" w:cs="Times New Roman"/>
-          <w:sz w:val="24"/>
-          <w:szCs w:val="24"/>
-        </w:rPr>
-      </w:pPr>
-      <w:r>
-        <w:rPr>
-          <w:rFonts w:ascii="Times New Roman" w:eastAsia="Times New Roman" w:hAnsi="Times New Roman" w:cs="Times New Roman"/>
-          <w:sz w:val="24"/>
-          <w:szCs w:val="24"/>
-        </w:rPr>
-        <w:t>Settings</w:t>
-      </w:r>
-    </w:p>
-    <w:p>
-      <w:pPr>
-        <w:spacing w:before="100" w:beforeAutospacing="1" w:after="100" w:afterAutospacing="1" w:line="240" w:lineRule="auto"/>
-        <w:rPr>
-          <w:rFonts w:ascii="Times New Roman" w:eastAsia="Times New Roman" w:hAnsi="Times New Roman" w:cs="Times New Roman"/>
-          <w:sz w:val="24"/>
-          <w:szCs w:val="24"/>
-        </w:rPr>
-      </w:pPr>
-      <w:proofErr w:type="spellStart"/>
-      <w:r>
-        <w:rPr>
-          <w:rFonts w:ascii="Nirmala UI" w:eastAsia="Times New Roman" w:hAnsi="Nirmala UI" w:cs="Nirmala UI"/>
-          <w:sz w:val="24"/>
-          <w:szCs w:val="24"/>
-        </w:rPr>
-        <w:t>সব</w:t>
-      </w:r>
-      <w:proofErr w:type="spellEnd"/>
-      <w:r>
-        <w:rPr>
-          <w:rFonts w:ascii="Times New Roman" w:eastAsia="Times New Roman" w:hAnsi="Times New Roman" w:cs="Times New Roman"/>
-          <w:sz w:val="24"/>
-          <w:szCs w:val="24"/>
-        </w:rPr>
-        <w:t xml:space="preserve"> Screen Navigator </w:t>
-      </w:r>
-      <w:proofErr w:type="spellStart"/>
-      <w:r>
-        <w:rPr>
-          <w:rFonts w:ascii="Nirmala UI" w:eastAsia="Times New Roman" w:hAnsi="Nirmala UI" w:cs="Nirmala UI"/>
-          <w:sz w:val="24"/>
-          <w:szCs w:val="24"/>
-        </w:rPr>
-        <w:t>দিয়ে</w:t>
-      </w:r>
-      <w:proofErr w:type="spellEnd"/>
-      <w:r>
-        <w:rPr>
-          <w:rFonts w:ascii="Times New Roman" w:eastAsia="Times New Roman" w:hAnsi="Times New Roman" w:cs="Times New Roman"/>
-          <w:sz w:val="24"/>
-          <w:szCs w:val="24"/>
-        </w:rPr>
-        <w:t xml:space="preserve"> Move </w:t>
-      </w:r>
-      <w:proofErr w:type="spellStart"/>
-      <w:r>
-        <w:rPr>
-          <w:rFonts w:ascii="Nirmala UI" w:eastAsia="Times New Roman" w:hAnsi="Nirmala UI" w:cs="Nirmala UI"/>
-          <w:sz w:val="24"/>
-          <w:szCs w:val="24"/>
-        </w:rPr>
-        <w:t>করে</w:t>
-      </w:r>
-      <w:proofErr w:type="spellEnd"/>
-      <w:r>
-        <w:rPr>
-          <w:rFonts w:ascii="Nirmala UI" w:eastAsia="Times New Roman" w:hAnsi="Nirmala UI" w:cs="Nirmala UI"/>
-          <w:sz w:val="24"/>
-          <w:szCs w:val="24"/>
-        </w:rPr>
-        <w:t>।</w:t>
+        <w:t>Pop = Remove Screen</w:t>
       </w:r>
     </w:p>
     <w:p>
@@ -3098,6 +3214,276 @@
     <w:p>
       <w:pPr>
         <w:spacing w:before="100" w:beforeAutospacing="1" w:after="100" w:afterAutospacing="1" w:line="240" w:lineRule="auto"/>
+        <w:outlineLvl w:val="2"/>
+        <w:rPr>
+          <w:rFonts w:ascii="Times New Roman" w:eastAsia="Times New Roman" w:hAnsi="Times New Roman" w:cs="Times New Roman"/>
+          <w:b/>
+          <w:bCs/>
+          <w:sz w:val="27"/>
+          <w:szCs w:val="27"/>
+        </w:rPr>
+      </w:pPr>
+      <w:r>
+        <w:rPr>
+          <w:rFonts w:ascii="Times New Roman" w:eastAsia="Times New Roman" w:hAnsi="Times New Roman" w:cs="Times New Roman"/>
+          <w:b/>
+          <w:bCs/>
+          <w:sz w:val="27"/>
+          <w:szCs w:val="27"/>
+        </w:rPr>
+        <w:t>Real Project Example</w:t>
+      </w:r>
+    </w:p>
+    <w:p>
+      <w:pPr>
+        <w:spacing w:before="100" w:beforeAutospacing="1" w:after="100" w:afterAutospacing="1" w:line="240" w:lineRule="auto"/>
+        <w:rPr>
+          <w:rFonts w:ascii="Times New Roman" w:eastAsia="Times New Roman" w:hAnsi="Times New Roman" w:cs="Times New Roman"/>
+          <w:sz w:val="24"/>
+          <w:szCs w:val="24"/>
+        </w:rPr>
+      </w:pPr>
+      <w:r>
+        <w:rPr>
+          <w:rFonts w:ascii="Times New Roman" w:eastAsia="Times New Roman" w:hAnsi="Times New Roman" w:cs="Times New Roman"/>
+          <w:sz w:val="24"/>
+          <w:szCs w:val="24"/>
+        </w:rPr>
+        <w:t>Login</w:t>
+      </w:r>
+    </w:p>
+    <w:p>
+      <w:pPr>
+        <w:spacing w:before="100" w:beforeAutospacing="1" w:after="100" w:afterAutospacing="1" w:line="240" w:lineRule="auto"/>
+        <w:rPr>
+          <w:rFonts w:ascii="Times New Roman" w:eastAsia="Times New Roman" w:hAnsi="Times New Roman" w:cs="Times New Roman"/>
+          <w:sz w:val="24"/>
+          <w:szCs w:val="24"/>
+        </w:rPr>
+      </w:pPr>
+      <w:r>
+        <w:rPr>
+          <w:rFonts w:ascii="Times New Roman" w:eastAsia="Times New Roman" w:hAnsi="Times New Roman" w:cs="Times New Roman"/>
+          <w:sz w:val="24"/>
+          <w:szCs w:val="24"/>
+        </w:rPr>
+        <w:t>↓</w:t>
+      </w:r>
+    </w:p>
+    <w:p>
+      <w:pPr>
+        <w:spacing w:before="100" w:beforeAutospacing="1" w:after="100" w:afterAutospacing="1" w:line="240" w:lineRule="auto"/>
+        <w:rPr>
+          <w:rFonts w:ascii="Times New Roman" w:eastAsia="Times New Roman" w:hAnsi="Times New Roman" w:cs="Times New Roman"/>
+          <w:sz w:val="24"/>
+          <w:szCs w:val="24"/>
+        </w:rPr>
+      </w:pPr>
+      <w:r>
+        <w:rPr>
+          <w:rFonts w:ascii="Times New Roman" w:eastAsia="Times New Roman" w:hAnsi="Times New Roman" w:cs="Times New Roman"/>
+          <w:sz w:val="24"/>
+          <w:szCs w:val="24"/>
+        </w:rPr>
+        <w:t>OTP</w:t>
+      </w:r>
+    </w:p>
+    <w:p>
+      <w:pPr>
+        <w:spacing w:before="100" w:beforeAutospacing="1" w:after="100" w:afterAutospacing="1" w:line="240" w:lineRule="auto"/>
+        <w:rPr>
+          <w:rFonts w:ascii="Times New Roman" w:eastAsia="Times New Roman" w:hAnsi="Times New Roman" w:cs="Times New Roman"/>
+          <w:sz w:val="24"/>
+          <w:szCs w:val="24"/>
+        </w:rPr>
+      </w:pPr>
+      <w:r>
+        <w:rPr>
+          <w:rFonts w:ascii="Times New Roman" w:eastAsia="Times New Roman" w:hAnsi="Times New Roman" w:cs="Times New Roman"/>
+          <w:sz w:val="24"/>
+          <w:szCs w:val="24"/>
+        </w:rPr>
+        <w:t>↓</w:t>
+      </w:r>
+    </w:p>
+    <w:p>
+      <w:pPr>
+        <w:spacing w:before="100" w:beforeAutospacing="1" w:after="100" w:afterAutospacing="1" w:line="240" w:lineRule="auto"/>
+        <w:rPr>
+          <w:rFonts w:ascii="Times New Roman" w:eastAsia="Times New Roman" w:hAnsi="Times New Roman" w:cs="Times New Roman"/>
+          <w:sz w:val="24"/>
+          <w:szCs w:val="24"/>
+        </w:rPr>
+      </w:pPr>
+      <w:r>
+        <w:rPr>
+          <w:rFonts w:ascii="Times New Roman" w:eastAsia="Times New Roman" w:hAnsi="Times New Roman" w:cs="Times New Roman"/>
+          <w:sz w:val="24"/>
+          <w:szCs w:val="24"/>
+        </w:rPr>
+        <w:lastRenderedPageBreak/>
+        <w:t>Home</w:t>
+      </w:r>
+    </w:p>
+    <w:p>
+      <w:pPr>
+        <w:spacing w:before="100" w:beforeAutospacing="1" w:after="100" w:afterAutospacing="1" w:line="240" w:lineRule="auto"/>
+        <w:rPr>
+          <w:rFonts w:ascii="Times New Roman" w:eastAsia="Times New Roman" w:hAnsi="Times New Roman" w:cs="Times New Roman"/>
+          <w:sz w:val="24"/>
+          <w:szCs w:val="24"/>
+        </w:rPr>
+      </w:pPr>
+      <w:r>
+        <w:rPr>
+          <w:rFonts w:ascii="Times New Roman" w:eastAsia="Times New Roman" w:hAnsi="Times New Roman" w:cs="Times New Roman"/>
+          <w:sz w:val="24"/>
+          <w:szCs w:val="24"/>
+        </w:rPr>
+        <w:t>↓</w:t>
+      </w:r>
+    </w:p>
+    <w:p>
+      <w:pPr>
+        <w:spacing w:before="100" w:beforeAutospacing="1" w:after="100" w:afterAutospacing="1" w:line="240" w:lineRule="auto"/>
+        <w:rPr>
+          <w:rFonts w:ascii="Times New Roman" w:eastAsia="Times New Roman" w:hAnsi="Times New Roman" w:cs="Times New Roman"/>
+          <w:sz w:val="24"/>
+          <w:szCs w:val="24"/>
+        </w:rPr>
+      </w:pPr>
+      <w:r>
+        <w:rPr>
+          <w:rFonts w:ascii="Times New Roman" w:eastAsia="Times New Roman" w:hAnsi="Times New Roman" w:cs="Times New Roman"/>
+          <w:sz w:val="24"/>
+          <w:szCs w:val="24"/>
+        </w:rPr>
+        <w:t>Profile</w:t>
+      </w:r>
+    </w:p>
+    <w:p>
+      <w:pPr>
+        <w:spacing w:before="100" w:beforeAutospacing="1" w:after="100" w:afterAutospacing="1" w:line="240" w:lineRule="auto"/>
+        <w:rPr>
+          <w:rFonts w:ascii="Times New Roman" w:eastAsia="Times New Roman" w:hAnsi="Times New Roman" w:cs="Times New Roman"/>
+          <w:sz w:val="24"/>
+          <w:szCs w:val="24"/>
+        </w:rPr>
+      </w:pPr>
+      <w:r>
+        <w:rPr>
+          <w:rFonts w:ascii="Times New Roman" w:eastAsia="Times New Roman" w:hAnsi="Times New Roman" w:cs="Times New Roman"/>
+          <w:sz w:val="24"/>
+          <w:szCs w:val="24"/>
+        </w:rPr>
+        <w:t>↓</w:t>
+      </w:r>
+    </w:p>
+    <w:p>
+      <w:pPr>
+        <w:spacing w:before="100" w:beforeAutospacing="1" w:after="100" w:afterAutospacing="1" w:line="240" w:lineRule="auto"/>
+        <w:rPr>
+          <w:rFonts w:ascii="Times New Roman" w:eastAsia="Times New Roman" w:hAnsi="Times New Roman" w:cs="Times New Roman"/>
+          <w:sz w:val="24"/>
+          <w:szCs w:val="24"/>
+        </w:rPr>
+      </w:pPr>
+      <w:r>
+        <w:rPr>
+          <w:rFonts w:ascii="Times New Roman" w:eastAsia="Times New Roman" w:hAnsi="Times New Roman" w:cs="Times New Roman"/>
+          <w:sz w:val="24"/>
+          <w:szCs w:val="24"/>
+        </w:rPr>
+        <w:t>Settings</w:t>
+      </w:r>
+    </w:p>
+    <w:p>
+      <w:pPr>
+        <w:spacing w:before="100" w:beforeAutospacing="1" w:after="100" w:afterAutospacing="1" w:line="240" w:lineRule="auto"/>
+        <w:rPr>
+          <w:rFonts w:ascii="Times New Roman" w:eastAsia="Times New Roman" w:hAnsi="Times New Roman" w:cs="Times New Roman"/>
+          <w:sz w:val="24"/>
+          <w:szCs w:val="24"/>
+        </w:rPr>
+      </w:pPr>
+      <w:proofErr w:type="spellStart"/>
+      <w:r>
+        <w:rPr>
+          <w:rFonts w:ascii="Nirmala UI" w:eastAsia="Times New Roman" w:hAnsi="Nirmala UI" w:cs="Nirmala UI"/>
+          <w:sz w:val="24"/>
+          <w:szCs w:val="24"/>
+        </w:rPr>
+        <w:t>সব</w:t>
+      </w:r>
+      <w:proofErr w:type="spellEnd"/>
+      <w:r>
+        <w:rPr>
+          <w:rFonts w:ascii="Times New Roman" w:eastAsia="Times New Roman" w:hAnsi="Times New Roman" w:cs="Times New Roman"/>
+          <w:sz w:val="24"/>
+          <w:szCs w:val="24"/>
+        </w:rPr>
+        <w:t xml:space="preserve"> Screen Navigator </w:t>
+      </w:r>
+      <w:proofErr w:type="spellStart"/>
+      <w:r>
+        <w:rPr>
+          <w:rFonts w:ascii="Nirmala UI" w:eastAsia="Times New Roman" w:hAnsi="Nirmala UI" w:cs="Nirmala UI"/>
+          <w:sz w:val="24"/>
+          <w:szCs w:val="24"/>
+        </w:rPr>
+        <w:t>দিয়ে</w:t>
+      </w:r>
+      <w:proofErr w:type="spellEnd"/>
+      <w:r>
+        <w:rPr>
+          <w:rFonts w:ascii="Times New Roman" w:eastAsia="Times New Roman" w:hAnsi="Times New Roman" w:cs="Times New Roman"/>
+          <w:sz w:val="24"/>
+          <w:szCs w:val="24"/>
+        </w:rPr>
+        <w:t xml:space="preserve"> Move </w:t>
+      </w:r>
+      <w:proofErr w:type="spellStart"/>
+      <w:r>
+        <w:rPr>
+          <w:rFonts w:ascii="Nirmala UI" w:eastAsia="Times New Roman" w:hAnsi="Nirmala UI" w:cs="Nirmala UI"/>
+          <w:sz w:val="24"/>
+          <w:szCs w:val="24"/>
+        </w:rPr>
+        <w:t>করে</w:t>
+      </w:r>
+      <w:proofErr w:type="spellEnd"/>
+      <w:r>
+        <w:rPr>
+          <w:rFonts w:ascii="Nirmala UI" w:eastAsia="Times New Roman" w:hAnsi="Nirmala UI" w:cs="Nirmala UI"/>
+          <w:sz w:val="24"/>
+          <w:szCs w:val="24"/>
+        </w:rPr>
+        <w:t>।</w:t>
+      </w:r>
+    </w:p>
+    <w:p>
+      <w:pPr>
+        <w:spacing w:after="0" w:line="240" w:lineRule="auto"/>
+        <w:rPr>
+          <w:rFonts w:ascii="Times New Roman" w:eastAsia="Times New Roman" w:hAnsi="Times New Roman" w:cs="Times New Roman"/>
+          <w:sz w:val="24"/>
+          <w:szCs w:val="24"/>
+        </w:rPr>
+      </w:pPr>
+      <w:r>
+        <w:rPr>
+          <w:rFonts w:ascii="Times New Roman" w:eastAsia="Times New Roman" w:hAnsi="Times New Roman" w:cs="Times New Roman"/>
+          <w:sz w:val="24"/>
+          <w:szCs w:val="24"/>
+        </w:rPr>
+        <w:pict>
+          <v:rect id="_x0000_i1033" style="width:0;height:1.5pt" o:hralign="center" o:hrstd="t" o:hr="t" fillcolor="#a0a0a0" stroked="f"/>
+        </w:pict>
+      </w:r>
+    </w:p>
+    <w:p>
+      <w:pPr>
+        <w:spacing w:before="100" w:beforeAutospacing="1" w:after="100" w:afterAutospacing="1" w:line="240" w:lineRule="auto"/>
         <w:outlineLvl w:val="0"/>
         <w:rPr>
           <w:rFonts w:ascii="Times New Roman" w:eastAsia="Times New Roman" w:hAnsi="Times New Roman" w:cs="Times New Roman"/>
@@ -3117,7 +3503,6 @@
           <w:sz w:val="48"/>
           <w:szCs w:val="48"/>
         </w:rPr>
-        <w:lastRenderedPageBreak/>
         <w:t>Topic 3: Named Routes</w:t>
       </w:r>
     </w:p>
@@ -3479,7 +3864,7 @@
           <w:szCs w:val="24"/>
         </w:rPr>
         <w:pict>
-          <v:rect id="_x0000_i1033" style="width:0;height:1.5pt" o:hralign="center" o:hrstd="t" o:hr="t" fillcolor="#a0a0a0" stroked="f"/>
+          <v:rect id="_x0000_i1034" style="width:0;height:1.5pt" o:hralign="center" o:hrstd="t" o:hr="t" fillcolor="#a0a0a0" stroked="f"/>
         </w:pict>
       </w:r>
     </w:p>
@@ -3751,7 +4136,7 @@
           <w:szCs w:val="24"/>
         </w:rPr>
         <w:pict>
-          <v:rect id="_x0000_i1034" style="width:0;height:1.5pt" o:hralign="center" o:hrstd="t" o:hr="t" fillcolor="#a0a0a0" stroked="f"/>
+          <v:rect id="_x0000_i1035" style="width:0;height:1.5pt" o:hralign="center" o:hrstd="t" o:hr="t" fillcolor="#a0a0a0" stroked="f"/>
         </w:pict>
       </w:r>
     </w:p>
@@ -3869,6 +4254,7 @@
           <w:sz w:val="20"/>
           <w:szCs w:val="20"/>
         </w:rPr>
+        <w:lastRenderedPageBreak/>
         <w:t>Login</w:t>
       </w:r>
       <w:r>
@@ -4021,7 +4407,6 @@
           <w:sz w:val="20"/>
           <w:szCs w:val="20"/>
         </w:rPr>
-        <w:lastRenderedPageBreak/>
         <w:br/>
         <w:t>Chat</w:t>
       </w:r>
@@ -4178,7 +4563,7 @@
           <w:szCs w:val="24"/>
         </w:rPr>
         <w:pict>
-          <v:rect id="_x0000_i1035" style="width:0;height:1.5pt" o:hralign="center" o:hrstd="t" o:hr="t" fillcolor="#a0a0a0" stroked="f"/>
+          <v:rect id="_x0000_i1036" style="width:0;height:1.5pt" o:hralign="center" o:hrstd="t" o:hr="t" fillcolor="#a0a0a0" stroked="f"/>
         </w:pict>
       </w:r>
     </w:p>
@@ -4562,7 +4947,7 @@
           <w:szCs w:val="24"/>
         </w:rPr>
         <w:pict>
-          <v:rect id="_x0000_i1036" style="width:0;height:1.5pt" o:hralign="center" o:hrstd="t" o:hr="t" fillcolor="#a0a0a0" stroked="f"/>
+          <v:rect id="_x0000_i1037" style="width:0;height:1.5pt" o:hralign="center" o:hrstd="t" o:hr="t" fillcolor="#a0a0a0" stroked="f"/>
         </w:pict>
       </w:r>
     </w:p>
@@ -4588,6 +4973,7 @@
           <w:sz w:val="48"/>
           <w:szCs w:val="48"/>
         </w:rPr>
+        <w:lastRenderedPageBreak/>
         <w:t>Real Project Example (UniMate)</w:t>
       </w:r>
     </w:p>
@@ -4742,7 +5128,6 @@
           <w:sz w:val="20"/>
           <w:szCs w:val="20"/>
         </w:rPr>
-        <w:lastRenderedPageBreak/>
         <w:br/>
         <w:t>↓</w:t>
       </w:r>
@@ -4982,7 +5367,7 @@
           <w:szCs w:val="24"/>
         </w:rPr>
         <w:pict>
-          <v:rect id="_x0000_i1037" style="width:0;height:1.5pt" o:hralign="center" o:hrstd="t" o:hr="t" fillcolor="#a0a0a0" stroked="f"/>
+          <v:rect id="_x0000_i1038" style="width:0;height:1.5pt" o:hralign="center" o:hrstd="t" o:hr="t" fillcolor="#a0a0a0" stroked="f"/>
         </w:pict>
       </w:r>
     </w:p>
@@ -5215,6 +5600,976 @@
       </w:r>
     </w:p>
     <w:p>
+      <w:pPr>
+        <w:spacing w:after="0" w:line="240" w:lineRule="auto"/>
+        <w:rPr>
+          <w:rFonts w:ascii="Times New Roman" w:eastAsia="Times New Roman" w:hAnsi="Times New Roman" w:cs="Times New Roman"/>
+          <w:sz w:val="24"/>
+          <w:szCs w:val="24"/>
+        </w:rPr>
+      </w:pPr>
+      <w:r>
+        <w:rPr>
+          <w:rFonts w:ascii="Times New Roman" w:eastAsia="Times New Roman" w:hAnsi="Times New Roman" w:cs="Times New Roman"/>
+          <w:sz w:val="24"/>
+          <w:szCs w:val="24"/>
+        </w:rPr>
+        <w:pict>
+          <v:rect id="_x0000_i1039" style="width:0;height:1.5pt" o:hralign="center" o:hrstd="t" o:hr="t" fillcolor="#a0a0a0" stroked="f"/>
+        </w:pict>
+      </w:r>
+    </w:p>
+    <w:p>
+      <w:pPr>
+        <w:spacing w:before="100" w:beforeAutospacing="1" w:after="100" w:afterAutospacing="1" w:line="240" w:lineRule="auto"/>
+        <w:outlineLvl w:val="0"/>
+        <w:rPr>
+          <w:rFonts w:ascii="Times New Roman" w:eastAsia="Times New Roman" w:hAnsi="Times New Roman" w:cs="Times New Roman"/>
+          <w:b/>
+          <w:bCs/>
+          <w:kern w:val="36"/>
+          <w:sz w:val="48"/>
+          <w:szCs w:val="48"/>
+        </w:rPr>
+      </w:pPr>
+      <w:r>
+        <w:rPr>
+          <w:rFonts w:ascii="Times New Roman" w:eastAsia="Times New Roman" w:hAnsi="Times New Roman" w:cs="Times New Roman"/>
+          <w:b/>
+          <w:bCs/>
+          <w:kern w:val="36"/>
+          <w:sz w:val="48"/>
+          <w:szCs w:val="48"/>
+        </w:rPr>
+        <w:lastRenderedPageBreak/>
+        <w:t>Practice Task</w:t>
+      </w:r>
+    </w:p>
+    <w:p>
+      <w:pPr>
+        <w:spacing w:before="100" w:beforeAutospacing="1" w:after="100" w:afterAutospacing="1" w:line="240" w:lineRule="auto"/>
+        <w:rPr>
+          <w:rFonts w:ascii="Times New Roman" w:eastAsia="Times New Roman" w:hAnsi="Times New Roman" w:cs="Times New Roman"/>
+          <w:sz w:val="24"/>
+          <w:szCs w:val="24"/>
+        </w:rPr>
+      </w:pPr>
+      <w:proofErr w:type="spellStart"/>
+      <w:r>
+        <w:rPr>
+          <w:rFonts w:ascii="Nirmala UI" w:eastAsia="Times New Roman" w:hAnsi="Nirmala UI" w:cs="Nirmala UI"/>
+          <w:sz w:val="24"/>
+          <w:szCs w:val="24"/>
+        </w:rPr>
+        <w:t>একটি</w:t>
+      </w:r>
+      <w:proofErr w:type="spellEnd"/>
+      <w:r>
+        <w:rPr>
+          <w:rFonts w:ascii="Times New Roman" w:eastAsia="Times New Roman" w:hAnsi="Times New Roman" w:cs="Times New Roman"/>
+          <w:sz w:val="24"/>
+          <w:szCs w:val="24"/>
+        </w:rPr>
+        <w:t xml:space="preserve"> App </w:t>
+      </w:r>
+      <w:proofErr w:type="spellStart"/>
+      <w:r>
+        <w:rPr>
+          <w:rFonts w:ascii="Nirmala UI" w:eastAsia="Times New Roman" w:hAnsi="Nirmala UI" w:cs="Nirmala UI"/>
+          <w:sz w:val="24"/>
+          <w:szCs w:val="24"/>
+        </w:rPr>
+        <w:t>বানাও</w:t>
+      </w:r>
+      <w:proofErr w:type="spellEnd"/>
+      <w:r>
+        <w:rPr>
+          <w:rFonts w:ascii="Times New Roman" w:eastAsia="Times New Roman" w:hAnsi="Times New Roman" w:cs="Times New Roman"/>
+          <w:sz w:val="24"/>
+          <w:szCs w:val="24"/>
+        </w:rPr>
+        <w:t xml:space="preserve"> </w:t>
+      </w:r>
+      <w:proofErr w:type="spellStart"/>
+      <w:r>
+        <w:rPr>
+          <w:rFonts w:ascii="Nirmala UI" w:eastAsia="Times New Roman" w:hAnsi="Nirmala UI" w:cs="Nirmala UI"/>
+          <w:sz w:val="24"/>
+          <w:szCs w:val="24"/>
+        </w:rPr>
+        <w:t>যেখানে</w:t>
+      </w:r>
+      <w:proofErr w:type="spellEnd"/>
+      <w:r>
+        <w:rPr>
+          <w:rFonts w:ascii="Times New Roman" w:eastAsia="Times New Roman" w:hAnsi="Times New Roman" w:cs="Times New Roman"/>
+          <w:sz w:val="24"/>
+          <w:szCs w:val="24"/>
+        </w:rPr>
+        <w:t xml:space="preserve"> </w:t>
+      </w:r>
+      <w:proofErr w:type="spellStart"/>
+      <w:r>
+        <w:rPr>
+          <w:rFonts w:ascii="Nirmala UI" w:eastAsia="Times New Roman" w:hAnsi="Nirmala UI" w:cs="Nirmala UI"/>
+          <w:sz w:val="24"/>
+          <w:szCs w:val="24"/>
+        </w:rPr>
+        <w:t>থাকবে</w:t>
+      </w:r>
+      <w:proofErr w:type="spellEnd"/>
+      <w:r>
+        <w:rPr>
+          <w:rFonts w:ascii="Times New Roman" w:eastAsia="Times New Roman" w:hAnsi="Times New Roman" w:cs="Times New Roman"/>
+          <w:sz w:val="24"/>
+          <w:szCs w:val="24"/>
+        </w:rPr>
+        <w:t>:</w:t>
+      </w:r>
+    </w:p>
+    <w:p>
+      <w:pPr>
+        <w:spacing w:before="100" w:beforeAutospacing="1" w:after="100" w:afterAutospacing="1" w:line="240" w:lineRule="auto"/>
+        <w:outlineLvl w:val="2"/>
+        <w:rPr>
+          <w:rFonts w:ascii="Times New Roman" w:eastAsia="Times New Roman" w:hAnsi="Times New Roman" w:cs="Times New Roman"/>
+          <w:b/>
+          <w:bCs/>
+          <w:sz w:val="27"/>
+          <w:szCs w:val="27"/>
+        </w:rPr>
+      </w:pPr>
+      <w:r>
+        <w:rPr>
+          <w:rFonts w:ascii="Times New Roman" w:eastAsia="Times New Roman" w:hAnsi="Times New Roman" w:cs="Times New Roman"/>
+          <w:b/>
+          <w:bCs/>
+          <w:sz w:val="27"/>
+          <w:szCs w:val="27"/>
+        </w:rPr>
+        <w:t>Screen 1</w:t>
+      </w:r>
+    </w:p>
+    <w:p>
+      <w:pPr>
+        <w:numPr>
+          <w:ilvl w:val="0"/>
+          <w:numId w:val="4"/>
+        </w:numPr>
+        <w:spacing w:before="100" w:beforeAutospacing="1" w:after="100" w:afterAutospacing="1" w:line="240" w:lineRule="auto"/>
+        <w:rPr>
+          <w:rFonts w:ascii="Times New Roman" w:eastAsia="Times New Roman" w:hAnsi="Times New Roman" w:cs="Times New Roman"/>
+          <w:sz w:val="24"/>
+          <w:szCs w:val="24"/>
+        </w:rPr>
+      </w:pPr>
+      <w:r>
+        <w:rPr>
+          <w:rFonts w:ascii="Times New Roman" w:eastAsia="Times New Roman" w:hAnsi="Times New Roman" w:cs="Times New Roman"/>
+          <w:sz w:val="24"/>
+          <w:szCs w:val="24"/>
+        </w:rPr>
+        <w:t xml:space="preserve">Login Button </w:t>
+      </w:r>
+    </w:p>
+    <w:p>
+      <w:pPr>
+        <w:spacing w:before="100" w:beforeAutospacing="1" w:after="100" w:afterAutospacing="1" w:line="240" w:lineRule="auto"/>
+        <w:rPr>
+          <w:rFonts w:ascii="Times New Roman" w:eastAsia="Times New Roman" w:hAnsi="Times New Roman" w:cs="Times New Roman"/>
+          <w:sz w:val="24"/>
+          <w:szCs w:val="24"/>
+        </w:rPr>
+      </w:pPr>
+      <w:r>
+        <w:rPr>
+          <w:rFonts w:ascii="Times New Roman" w:eastAsia="Times New Roman" w:hAnsi="Times New Roman" w:cs="Times New Roman"/>
+          <w:sz w:val="24"/>
+          <w:szCs w:val="24"/>
+        </w:rPr>
+        <w:t>↓</w:t>
+      </w:r>
+    </w:p>
+    <w:p>
+      <w:pPr>
+        <w:spacing w:before="100" w:beforeAutospacing="1" w:after="100" w:afterAutospacing="1" w:line="240" w:lineRule="auto"/>
+        <w:outlineLvl w:val="2"/>
+        <w:rPr>
+          <w:rFonts w:ascii="Times New Roman" w:eastAsia="Times New Roman" w:hAnsi="Times New Roman" w:cs="Times New Roman"/>
+          <w:b/>
+          <w:bCs/>
+          <w:sz w:val="27"/>
+          <w:szCs w:val="27"/>
+        </w:rPr>
+      </w:pPr>
+      <w:r>
+        <w:rPr>
+          <w:rFonts w:ascii="Times New Roman" w:eastAsia="Times New Roman" w:hAnsi="Times New Roman" w:cs="Times New Roman"/>
+          <w:b/>
+          <w:bCs/>
+          <w:sz w:val="27"/>
+          <w:szCs w:val="27"/>
+        </w:rPr>
+        <w:t>Screen 2</w:t>
+      </w:r>
+    </w:p>
+    <w:p>
+      <w:pPr>
+        <w:numPr>
+          <w:ilvl w:val="0"/>
+          <w:numId w:val="5"/>
+        </w:numPr>
+        <w:spacing w:before="100" w:beforeAutospacing="1" w:after="100" w:afterAutospacing="1" w:line="240" w:lineRule="auto"/>
+        <w:rPr>
+          <w:rFonts w:ascii="Times New Roman" w:eastAsia="Times New Roman" w:hAnsi="Times New Roman" w:cs="Times New Roman"/>
+          <w:sz w:val="24"/>
+          <w:szCs w:val="24"/>
+        </w:rPr>
+      </w:pPr>
+      <w:r>
+        <w:rPr>
+          <w:rFonts w:ascii="Times New Roman" w:eastAsia="Times New Roman" w:hAnsi="Times New Roman" w:cs="Times New Roman"/>
+          <w:sz w:val="24"/>
+          <w:szCs w:val="24"/>
+        </w:rPr>
+        <w:t xml:space="preserve">Home Screen </w:t>
+      </w:r>
+    </w:p>
+    <w:p>
+      <w:pPr>
+        <w:numPr>
+          <w:ilvl w:val="0"/>
+          <w:numId w:val="5"/>
+        </w:numPr>
+        <w:spacing w:before="100" w:beforeAutospacing="1" w:after="100" w:afterAutospacing="1" w:line="240" w:lineRule="auto"/>
+        <w:rPr>
+          <w:rFonts w:ascii="Times New Roman" w:eastAsia="Times New Roman" w:hAnsi="Times New Roman" w:cs="Times New Roman"/>
+          <w:sz w:val="24"/>
+          <w:szCs w:val="24"/>
+        </w:rPr>
+      </w:pPr>
+      <w:r>
+        <w:rPr>
+          <w:rFonts w:ascii="Times New Roman" w:eastAsia="Times New Roman" w:hAnsi="Times New Roman" w:cs="Times New Roman"/>
+          <w:sz w:val="24"/>
+          <w:szCs w:val="24"/>
+        </w:rPr>
+        <w:t xml:space="preserve">Profile Button </w:t>
+      </w:r>
+    </w:p>
+    <w:p>
+      <w:pPr>
+        <w:spacing w:before="100" w:beforeAutospacing="1" w:after="100" w:afterAutospacing="1" w:line="240" w:lineRule="auto"/>
+        <w:rPr>
+          <w:rFonts w:ascii="Times New Roman" w:eastAsia="Times New Roman" w:hAnsi="Times New Roman" w:cs="Times New Roman"/>
+          <w:sz w:val="24"/>
+          <w:szCs w:val="24"/>
+        </w:rPr>
+      </w:pPr>
+      <w:r>
+        <w:rPr>
+          <w:rFonts w:ascii="Times New Roman" w:eastAsia="Times New Roman" w:hAnsi="Times New Roman" w:cs="Times New Roman"/>
+          <w:sz w:val="24"/>
+          <w:szCs w:val="24"/>
+        </w:rPr>
+        <w:t>↓</w:t>
+      </w:r>
+    </w:p>
+    <w:p>
+      <w:pPr>
+        <w:spacing w:before="100" w:beforeAutospacing="1" w:after="100" w:afterAutospacing="1" w:line="240" w:lineRule="auto"/>
+        <w:outlineLvl w:val="2"/>
+        <w:rPr>
+          <w:rFonts w:ascii="Times New Roman" w:eastAsia="Times New Roman" w:hAnsi="Times New Roman" w:cs="Times New Roman"/>
+          <w:b/>
+          <w:bCs/>
+          <w:sz w:val="27"/>
+          <w:szCs w:val="27"/>
+        </w:rPr>
+      </w:pPr>
+      <w:r>
+        <w:rPr>
+          <w:rFonts w:ascii="Times New Roman" w:eastAsia="Times New Roman" w:hAnsi="Times New Roman" w:cs="Times New Roman"/>
+          <w:b/>
+          <w:bCs/>
+          <w:sz w:val="27"/>
+          <w:szCs w:val="27"/>
+        </w:rPr>
+        <w:t>Screen 3</w:t>
+      </w:r>
+    </w:p>
+    <w:p>
+      <w:pPr>
+        <w:numPr>
+          <w:ilvl w:val="0"/>
+          <w:numId w:val="6"/>
+        </w:numPr>
+        <w:spacing w:before="100" w:beforeAutospacing="1" w:after="100" w:afterAutospacing="1" w:line="240" w:lineRule="auto"/>
+        <w:rPr>
+          <w:rFonts w:ascii="Times New Roman" w:eastAsia="Times New Roman" w:hAnsi="Times New Roman" w:cs="Times New Roman"/>
+          <w:sz w:val="24"/>
+          <w:szCs w:val="24"/>
+        </w:rPr>
+      </w:pPr>
+      <w:r>
+        <w:rPr>
+          <w:rFonts w:ascii="Times New Roman" w:eastAsia="Times New Roman" w:hAnsi="Times New Roman" w:cs="Times New Roman"/>
+          <w:sz w:val="24"/>
+          <w:szCs w:val="24"/>
+        </w:rPr>
+        <w:t xml:space="preserve">Profile Screen </w:t>
+      </w:r>
+    </w:p>
+    <w:p>
+      <w:pPr>
+        <w:numPr>
+          <w:ilvl w:val="0"/>
+          <w:numId w:val="6"/>
+        </w:numPr>
+        <w:spacing w:before="100" w:beforeAutospacing="1" w:after="100" w:afterAutospacing="1" w:line="240" w:lineRule="auto"/>
+        <w:rPr>
+          <w:rFonts w:ascii="Times New Roman" w:eastAsia="Times New Roman" w:hAnsi="Times New Roman" w:cs="Times New Roman"/>
+          <w:sz w:val="24"/>
+          <w:szCs w:val="24"/>
+        </w:rPr>
+      </w:pPr>
+      <w:r>
+        <w:rPr>
+          <w:rFonts w:ascii="Times New Roman" w:eastAsia="Times New Roman" w:hAnsi="Times New Roman" w:cs="Times New Roman"/>
+          <w:sz w:val="24"/>
+          <w:szCs w:val="24"/>
+        </w:rPr>
+        <w:t xml:space="preserve">Back Button </w:t>
+      </w:r>
+    </w:p>
+    <w:p>
+      <w:pPr>
+        <w:spacing w:before="100" w:beforeAutospacing="1" w:after="100" w:afterAutospacing="1" w:line="240" w:lineRule="auto"/>
+        <w:rPr>
+          <w:rFonts w:ascii="Times New Roman" w:eastAsia="Times New Roman" w:hAnsi="Times New Roman" w:cs="Times New Roman"/>
+          <w:sz w:val="24"/>
+          <w:szCs w:val="24"/>
+        </w:rPr>
+      </w:pPr>
+      <w:r>
+        <w:rPr>
+          <w:rFonts w:ascii="Times New Roman" w:eastAsia="Times New Roman" w:hAnsi="Times New Roman" w:cs="Times New Roman"/>
+          <w:b/>
+          <w:bCs/>
+          <w:sz w:val="24"/>
+          <w:szCs w:val="24"/>
+        </w:rPr>
+        <w:t>Requirements:</w:t>
+      </w:r>
+    </w:p>
+    <w:p>
+      <w:pPr>
+        <w:numPr>
+          <w:ilvl w:val="0"/>
+          <w:numId w:val="7"/>
+        </w:numPr>
+        <w:spacing w:before="100" w:beforeAutospacing="1" w:after="100" w:afterAutospacing="1" w:line="240" w:lineRule="auto"/>
+        <w:rPr>
+          <w:rFonts w:ascii="Times New Roman" w:eastAsia="Times New Roman" w:hAnsi="Times New Roman" w:cs="Times New Roman"/>
+          <w:sz w:val="24"/>
+          <w:szCs w:val="24"/>
+        </w:rPr>
+      </w:pPr>
+      <w:proofErr w:type="spellStart"/>
+      <w:r>
+        <w:rPr>
+          <w:rFonts w:ascii="Courier New" w:eastAsia="Times New Roman" w:hAnsi="Courier New" w:cs="Courier New"/>
+          <w:sz w:val="20"/>
+          <w:szCs w:val="20"/>
+        </w:rPr>
+        <w:t>Navigator.push</w:t>
+      </w:r>
+      <w:proofErr w:type="spellEnd"/>
+      <w:r>
+        <w:rPr>
+          <w:rFonts w:ascii="Courier New" w:eastAsia="Times New Roman" w:hAnsi="Courier New" w:cs="Courier New"/>
+          <w:sz w:val="20"/>
+          <w:szCs w:val="20"/>
+        </w:rPr>
+        <w:t>()</w:t>
+      </w:r>
+      <w:r>
+        <w:rPr>
+          <w:rFonts w:ascii="Times New Roman" w:eastAsia="Times New Roman" w:hAnsi="Times New Roman" w:cs="Times New Roman"/>
+          <w:sz w:val="24"/>
+          <w:szCs w:val="24"/>
+        </w:rPr>
+        <w:t xml:space="preserve"> </w:t>
+      </w:r>
+    </w:p>
+    <w:p>
+      <w:pPr>
+        <w:numPr>
+          <w:ilvl w:val="0"/>
+          <w:numId w:val="7"/>
+        </w:numPr>
+        <w:spacing w:before="100" w:beforeAutospacing="1" w:after="100" w:afterAutospacing="1" w:line="240" w:lineRule="auto"/>
+        <w:rPr>
+          <w:rFonts w:ascii="Times New Roman" w:eastAsia="Times New Roman" w:hAnsi="Times New Roman" w:cs="Times New Roman"/>
+          <w:sz w:val="24"/>
+          <w:szCs w:val="24"/>
+        </w:rPr>
+      </w:pPr>
+      <w:proofErr w:type="spellStart"/>
+      <w:r>
+        <w:rPr>
+          <w:rFonts w:ascii="Courier New" w:eastAsia="Times New Roman" w:hAnsi="Courier New" w:cs="Courier New"/>
+          <w:sz w:val="20"/>
+          <w:szCs w:val="20"/>
+        </w:rPr>
+        <w:t>Navigator.pop</w:t>
+      </w:r>
+      <w:proofErr w:type="spellEnd"/>
+      <w:r>
+        <w:rPr>
+          <w:rFonts w:ascii="Courier New" w:eastAsia="Times New Roman" w:hAnsi="Courier New" w:cs="Courier New"/>
+          <w:sz w:val="20"/>
+          <w:szCs w:val="20"/>
+        </w:rPr>
+        <w:t>()</w:t>
+      </w:r>
+      <w:r>
+        <w:rPr>
+          <w:rFonts w:ascii="Times New Roman" w:eastAsia="Times New Roman" w:hAnsi="Times New Roman" w:cs="Times New Roman"/>
+          <w:sz w:val="24"/>
+          <w:szCs w:val="24"/>
+        </w:rPr>
+        <w:t xml:space="preserve"> </w:t>
+      </w:r>
+    </w:p>
+    <w:p>
+      <w:pPr>
+        <w:numPr>
+          <w:ilvl w:val="0"/>
+          <w:numId w:val="7"/>
+        </w:numPr>
+        <w:spacing w:before="100" w:beforeAutospacing="1" w:after="100" w:afterAutospacing="1" w:line="240" w:lineRule="auto"/>
+        <w:rPr>
+          <w:rFonts w:ascii="Times New Roman" w:eastAsia="Times New Roman" w:hAnsi="Times New Roman" w:cs="Times New Roman"/>
+          <w:sz w:val="24"/>
+          <w:szCs w:val="24"/>
+        </w:rPr>
+      </w:pPr>
+      <w:r>
+        <w:rPr>
+          <w:rFonts w:ascii="Courier New" w:eastAsia="Times New Roman" w:hAnsi="Courier New" w:cs="Courier New"/>
+          <w:sz w:val="20"/>
+          <w:szCs w:val="20"/>
+        </w:rPr>
+        <w:t>Named Routes</w:t>
+      </w:r>
+      <w:r>
+        <w:rPr>
+          <w:rFonts w:ascii="Times New Roman" w:eastAsia="Times New Roman" w:hAnsi="Times New Roman" w:cs="Times New Roman"/>
+          <w:sz w:val="24"/>
+          <w:szCs w:val="24"/>
+        </w:rPr>
+        <w:t xml:space="preserve"> </w:t>
+      </w:r>
+    </w:p>
+    <w:p>
+      <w:pPr>
+        <w:spacing w:after="0" w:line="240" w:lineRule="auto"/>
+        <w:rPr>
+          <w:rFonts w:ascii="Times New Roman" w:eastAsia="Times New Roman" w:hAnsi="Times New Roman" w:cs="Times New Roman"/>
+          <w:sz w:val="24"/>
+          <w:szCs w:val="24"/>
+        </w:rPr>
+      </w:pPr>
+      <w:r>
+        <w:rPr>
+          <w:rFonts w:ascii="Times New Roman" w:eastAsia="Times New Roman" w:hAnsi="Times New Roman" w:cs="Times New Roman"/>
+          <w:sz w:val="24"/>
+          <w:szCs w:val="24"/>
+        </w:rPr>
+        <w:pict>
+          <v:rect id="_x0000_i1040" style="width:0;height:1.5pt" o:hralign="center" o:hrstd="t" o:hr="t" fillcolor="#a0a0a0" stroked="f"/>
+        </w:pict>
+      </w:r>
+    </w:p>
+    <w:p>
+      <w:pPr>
+        <w:spacing w:before="100" w:beforeAutospacing="1" w:after="100" w:afterAutospacing="1" w:line="240" w:lineRule="auto"/>
+        <w:outlineLvl w:val="0"/>
+        <w:rPr>
+          <w:rFonts w:ascii="Times New Roman" w:eastAsia="Times New Roman" w:hAnsi="Times New Roman" w:cs="Times New Roman"/>
+          <w:b/>
+          <w:bCs/>
+          <w:kern w:val="36"/>
+          <w:sz w:val="48"/>
+          <w:szCs w:val="48"/>
+        </w:rPr>
+      </w:pPr>
+      <w:r>
+        <w:rPr>
+          <w:rFonts w:ascii="Times New Roman" w:eastAsia="Times New Roman" w:hAnsi="Times New Roman" w:cs="Times New Roman"/>
+          <w:b/>
+          <w:bCs/>
+          <w:kern w:val="36"/>
+          <w:sz w:val="48"/>
+          <w:szCs w:val="48"/>
+        </w:rPr>
+        <w:t>Assignment (Real Project)</w:t>
+      </w:r>
+    </w:p>
+    <w:p>
+      <w:pPr>
+        <w:spacing w:before="100" w:beforeAutospacing="1" w:after="100" w:afterAutospacing="1" w:line="240" w:lineRule="auto"/>
+        <w:rPr>
+          <w:rFonts w:ascii="Times New Roman" w:eastAsia="Times New Roman" w:hAnsi="Times New Roman" w:cs="Times New Roman"/>
+          <w:sz w:val="24"/>
+          <w:szCs w:val="24"/>
+        </w:rPr>
+      </w:pPr>
+      <w:proofErr w:type="spellStart"/>
+      <w:r>
+        <w:rPr>
+          <w:rFonts w:ascii="Nirmala UI" w:eastAsia="Times New Roman" w:hAnsi="Nirmala UI" w:cs="Nirmala UI"/>
+          <w:sz w:val="24"/>
+          <w:szCs w:val="24"/>
+        </w:rPr>
+        <w:t>নিজের</w:t>
+      </w:r>
+      <w:proofErr w:type="spellEnd"/>
+      <w:r>
+        <w:rPr>
+          <w:rFonts w:ascii="Times New Roman" w:eastAsia="Times New Roman" w:hAnsi="Times New Roman" w:cs="Times New Roman"/>
+          <w:sz w:val="24"/>
+          <w:szCs w:val="24"/>
+        </w:rPr>
+        <w:t xml:space="preserve"> </w:t>
+      </w:r>
+      <w:r>
+        <w:rPr>
+          <w:rFonts w:ascii="Times New Roman" w:eastAsia="Times New Roman" w:hAnsi="Times New Roman" w:cs="Times New Roman"/>
+          <w:b/>
+          <w:bCs/>
+          <w:sz w:val="24"/>
+          <w:szCs w:val="24"/>
+        </w:rPr>
+        <w:t>UniMate</w:t>
+      </w:r>
+      <w:r>
+        <w:rPr>
+          <w:rFonts w:ascii="Times New Roman" w:eastAsia="Times New Roman" w:hAnsi="Times New Roman" w:cs="Times New Roman"/>
+          <w:sz w:val="24"/>
+          <w:szCs w:val="24"/>
+        </w:rPr>
+        <w:t xml:space="preserve"> Project-</w:t>
+      </w:r>
+      <w:proofErr w:type="spellStart"/>
+      <w:r>
+        <w:rPr>
+          <w:rFonts w:ascii="Nirmala UI" w:eastAsia="Times New Roman" w:hAnsi="Nirmala UI" w:cs="Nirmala UI"/>
+          <w:sz w:val="24"/>
+          <w:szCs w:val="24"/>
+        </w:rPr>
+        <w:t>এর</w:t>
+      </w:r>
+      <w:proofErr w:type="spellEnd"/>
+      <w:r>
+        <w:rPr>
+          <w:rFonts w:ascii="Times New Roman" w:eastAsia="Times New Roman" w:hAnsi="Times New Roman" w:cs="Times New Roman"/>
+          <w:sz w:val="24"/>
+          <w:szCs w:val="24"/>
+        </w:rPr>
+        <w:t xml:space="preserve"> Navigation Structure </w:t>
+      </w:r>
+      <w:proofErr w:type="spellStart"/>
+      <w:r>
+        <w:rPr>
+          <w:rFonts w:ascii="Nirmala UI" w:eastAsia="Times New Roman" w:hAnsi="Nirmala UI" w:cs="Nirmala UI"/>
+          <w:sz w:val="24"/>
+          <w:szCs w:val="24"/>
+        </w:rPr>
+        <w:t>কাগজে</w:t>
+      </w:r>
+      <w:proofErr w:type="spellEnd"/>
+      <w:r>
+        <w:rPr>
+          <w:rFonts w:ascii="Times New Roman" w:eastAsia="Times New Roman" w:hAnsi="Times New Roman" w:cs="Times New Roman"/>
+          <w:sz w:val="24"/>
+          <w:szCs w:val="24"/>
+        </w:rPr>
+        <w:t xml:space="preserve"> </w:t>
+      </w:r>
+      <w:proofErr w:type="spellStart"/>
+      <w:r>
+        <w:rPr>
+          <w:rFonts w:ascii="Nirmala UI" w:eastAsia="Times New Roman" w:hAnsi="Nirmala UI" w:cs="Nirmala UI"/>
+          <w:sz w:val="24"/>
+          <w:szCs w:val="24"/>
+        </w:rPr>
+        <w:t>বা</w:t>
+      </w:r>
+      <w:proofErr w:type="spellEnd"/>
+      <w:r>
+        <w:rPr>
+          <w:rFonts w:ascii="Times New Roman" w:eastAsia="Times New Roman" w:hAnsi="Times New Roman" w:cs="Times New Roman"/>
+          <w:sz w:val="24"/>
+          <w:szCs w:val="24"/>
+        </w:rPr>
+        <w:t xml:space="preserve"> </w:t>
+      </w:r>
+      <w:proofErr w:type="spellStart"/>
+      <w:r>
+        <w:rPr>
+          <w:rFonts w:ascii="Nirmala UI" w:eastAsia="Times New Roman" w:hAnsi="Nirmala UI" w:cs="Nirmala UI"/>
+          <w:sz w:val="24"/>
+          <w:szCs w:val="24"/>
+        </w:rPr>
+        <w:t>ডায়াগ্রামে</w:t>
+      </w:r>
+      <w:proofErr w:type="spellEnd"/>
+      <w:r>
+        <w:rPr>
+          <w:rFonts w:ascii="Times New Roman" w:eastAsia="Times New Roman" w:hAnsi="Times New Roman" w:cs="Times New Roman"/>
+          <w:sz w:val="24"/>
+          <w:szCs w:val="24"/>
+        </w:rPr>
+        <w:t xml:space="preserve"> </w:t>
+      </w:r>
+      <w:proofErr w:type="spellStart"/>
+      <w:r>
+        <w:rPr>
+          <w:rFonts w:ascii="Nirmala UI" w:eastAsia="Times New Roman" w:hAnsi="Nirmala UI" w:cs="Nirmala UI"/>
+          <w:sz w:val="24"/>
+          <w:szCs w:val="24"/>
+        </w:rPr>
+        <w:t>আঁকো</w:t>
+      </w:r>
+      <w:proofErr w:type="spellEnd"/>
+      <w:r>
+        <w:rPr>
+          <w:rFonts w:ascii="Nirmala UI" w:eastAsia="Times New Roman" w:hAnsi="Nirmala UI" w:cs="Nirmala UI"/>
+          <w:sz w:val="24"/>
+          <w:szCs w:val="24"/>
+        </w:rPr>
+        <w:t>।</w:t>
+      </w:r>
+    </w:p>
+    <w:p>
+      <w:pPr>
+        <w:spacing w:before="100" w:beforeAutospacing="1" w:after="100" w:afterAutospacing="1" w:line="240" w:lineRule="auto"/>
+        <w:rPr>
+          <w:rFonts w:ascii="Times New Roman" w:eastAsia="Times New Roman" w:hAnsi="Times New Roman" w:cs="Times New Roman"/>
+          <w:sz w:val="24"/>
+          <w:szCs w:val="24"/>
+        </w:rPr>
+      </w:pPr>
+      <w:proofErr w:type="spellStart"/>
+      <w:r>
+        <w:rPr>
+          <w:rFonts w:ascii="Nirmala UI" w:eastAsia="Times New Roman" w:hAnsi="Nirmala UI" w:cs="Nirmala UI"/>
+          <w:sz w:val="24"/>
+          <w:szCs w:val="24"/>
+        </w:rPr>
+        <w:t>উদাহরণ</w:t>
+      </w:r>
+      <w:proofErr w:type="spellEnd"/>
+      <w:r>
+        <w:rPr>
+          <w:rFonts w:ascii="Times New Roman" w:eastAsia="Times New Roman" w:hAnsi="Times New Roman" w:cs="Times New Roman"/>
+          <w:sz w:val="24"/>
+          <w:szCs w:val="24"/>
+        </w:rPr>
+        <w:t>:</w:t>
+      </w:r>
+    </w:p>
+    <w:p>
+      <w:pPr>
+        <w:tabs>
+          <w:tab w:val="left" w:pos="916"/>
+          <w:tab w:val="left" w:pos="1832"/>
+          <w:tab w:val="left" w:pos="2748"/>
+          <w:tab w:val="left" w:pos="3664"/>
+          <w:tab w:val="left" w:pos="4580"/>
+          <w:tab w:val="left" w:pos="5496"/>
+          <w:tab w:val="left" w:pos="6412"/>
+          <w:tab w:val="left" w:pos="7328"/>
+          <w:tab w:val="left" w:pos="8244"/>
+          <w:tab w:val="left" w:pos="9160"/>
+          <w:tab w:val="left" w:pos="10076"/>
+          <w:tab w:val="left" w:pos="10992"/>
+          <w:tab w:val="left" w:pos="11908"/>
+          <w:tab w:val="left" w:pos="12824"/>
+          <w:tab w:val="left" w:pos="13740"/>
+          <w:tab w:val="left" w:pos="14656"/>
+        </w:tabs>
+        <w:spacing w:after="0" w:line="240" w:lineRule="auto"/>
+        <w:rPr>
+          <w:rFonts w:ascii="Courier New" w:eastAsia="Times New Roman" w:hAnsi="Courier New" w:cs="Courier New"/>
+          <w:sz w:val="20"/>
+          <w:szCs w:val="20"/>
+        </w:rPr>
+      </w:pPr>
+      <w:r>
+        <w:rPr>
+          <w:rFonts w:ascii="Courier New" w:eastAsia="Times New Roman" w:hAnsi="Courier New" w:cs="Courier New"/>
+          <w:sz w:val="20"/>
+          <w:szCs w:val="20"/>
+        </w:rPr>
+        <w:t>Splash</w:t>
+      </w:r>
+      <w:r>
+        <w:rPr>
+          <w:rFonts w:ascii="Courier New" w:eastAsia="Times New Roman" w:hAnsi="Courier New" w:cs="Courier New"/>
+          <w:sz w:val="20"/>
+          <w:szCs w:val="20"/>
+        </w:rPr>
+        <w:br/>
+        <w:t xml:space="preserve">   ↓</w:t>
+      </w:r>
+      <w:r>
+        <w:rPr>
+          <w:rFonts w:ascii="Courier New" w:eastAsia="Times New Roman" w:hAnsi="Courier New" w:cs="Courier New"/>
+          <w:sz w:val="20"/>
+          <w:szCs w:val="20"/>
+        </w:rPr>
+        <w:br/>
+        <w:t>Login</w:t>
+      </w:r>
+      <w:r>
+        <w:rPr>
+          <w:rFonts w:ascii="Courier New" w:eastAsia="Times New Roman" w:hAnsi="Courier New" w:cs="Courier New"/>
+          <w:sz w:val="20"/>
+          <w:szCs w:val="20"/>
+        </w:rPr>
+        <w:br/>
+        <w:t xml:space="preserve">   ↓</w:t>
+      </w:r>
+      <w:r>
+        <w:rPr>
+          <w:rFonts w:ascii="Courier New" w:eastAsia="Times New Roman" w:hAnsi="Courier New" w:cs="Courier New"/>
+          <w:sz w:val="20"/>
+          <w:szCs w:val="20"/>
+        </w:rPr>
+        <w:br/>
+        <w:t>Dashboard</w:t>
+      </w:r>
+      <w:r>
+        <w:rPr>
+          <w:rFonts w:ascii="Courier New" w:eastAsia="Times New Roman" w:hAnsi="Courier New" w:cs="Courier New"/>
+          <w:sz w:val="20"/>
+          <w:szCs w:val="20"/>
+        </w:rPr>
+        <w:br/>
+        <w:t xml:space="preserve"> ├── Attendance</w:t>
+      </w:r>
+      <w:r>
+        <w:rPr>
+          <w:rFonts w:ascii="Courier New" w:eastAsia="Times New Roman" w:hAnsi="Courier New" w:cs="Courier New"/>
+          <w:sz w:val="20"/>
+          <w:szCs w:val="20"/>
+        </w:rPr>
+        <w:br/>
+        <w:t xml:space="preserve"> ├── CGPA</w:t>
+      </w:r>
+      <w:r>
+        <w:rPr>
+          <w:rFonts w:ascii="Courier New" w:eastAsia="Times New Roman" w:hAnsi="Courier New" w:cs="Courier New"/>
+          <w:sz w:val="20"/>
+          <w:szCs w:val="20"/>
+        </w:rPr>
+        <w:br/>
+        <w:t xml:space="preserve"> ├── Routine</w:t>
+      </w:r>
+      <w:r>
+        <w:rPr>
+          <w:rFonts w:ascii="Courier New" w:eastAsia="Times New Roman" w:hAnsi="Courier New" w:cs="Courier New"/>
+          <w:sz w:val="20"/>
+          <w:szCs w:val="20"/>
+        </w:rPr>
+        <w:br/>
+        <w:t xml:space="preserve"> ├── Notes</w:t>
+      </w:r>
+      <w:r>
+        <w:rPr>
+          <w:rFonts w:ascii="Courier New" w:eastAsia="Times New Roman" w:hAnsi="Courier New" w:cs="Courier New"/>
+          <w:sz w:val="20"/>
+          <w:szCs w:val="20"/>
+        </w:rPr>
+        <w:br/>
+      </w:r>
+      <w:r>
+        <w:rPr>
+          <w:rFonts w:ascii="Courier New" w:eastAsia="Times New Roman" w:hAnsi="Courier New" w:cs="Courier New"/>
+          <w:sz w:val="20"/>
+          <w:szCs w:val="20"/>
+        </w:rPr>
+        <w:lastRenderedPageBreak/>
+        <w:t xml:space="preserve"> ├── Profile</w:t>
+      </w:r>
+      <w:r>
+        <w:rPr>
+          <w:rFonts w:ascii="Courier New" w:eastAsia="Times New Roman" w:hAnsi="Courier New" w:cs="Courier New"/>
+          <w:sz w:val="20"/>
+          <w:szCs w:val="20"/>
+        </w:rPr>
+        <w:br/>
+        <w:t xml:space="preserve"> └── Settings</w:t>
+      </w:r>
+    </w:p>
+    <w:p>
+      <w:pPr>
+        <w:spacing w:before="100" w:beforeAutospacing="1" w:after="100" w:afterAutospacing="1" w:line="240" w:lineRule="auto"/>
+        <w:rPr>
+          <w:rFonts w:ascii="Times New Roman" w:eastAsia="Times New Roman" w:hAnsi="Times New Roman" w:cs="Times New Roman"/>
+          <w:sz w:val="24"/>
+          <w:szCs w:val="24"/>
+        </w:rPr>
+      </w:pPr>
+      <w:proofErr w:type="spellStart"/>
+      <w:r>
+        <w:rPr>
+          <w:rFonts w:ascii="Nirmala UI" w:eastAsia="Times New Roman" w:hAnsi="Nirmala UI" w:cs="Nirmala UI"/>
+          <w:sz w:val="24"/>
+          <w:szCs w:val="24"/>
+        </w:rPr>
+        <w:t>এটি</w:t>
+      </w:r>
+      <w:proofErr w:type="spellEnd"/>
+      <w:r>
+        <w:rPr>
+          <w:rFonts w:ascii="Times New Roman" w:eastAsia="Times New Roman" w:hAnsi="Times New Roman" w:cs="Times New Roman"/>
+          <w:sz w:val="24"/>
+          <w:szCs w:val="24"/>
+        </w:rPr>
+        <w:t xml:space="preserve"> </w:t>
+      </w:r>
+      <w:proofErr w:type="spellStart"/>
+      <w:r>
+        <w:rPr>
+          <w:rFonts w:ascii="Nirmala UI" w:eastAsia="Times New Roman" w:hAnsi="Nirmala UI" w:cs="Nirmala UI"/>
+          <w:sz w:val="24"/>
+          <w:szCs w:val="24"/>
+        </w:rPr>
+        <w:t>করলে</w:t>
+      </w:r>
+      <w:proofErr w:type="spellEnd"/>
+      <w:r>
+        <w:rPr>
+          <w:rFonts w:ascii="Times New Roman" w:eastAsia="Times New Roman" w:hAnsi="Times New Roman" w:cs="Times New Roman"/>
+          <w:sz w:val="24"/>
+          <w:szCs w:val="24"/>
+        </w:rPr>
+        <w:t xml:space="preserve"> </w:t>
+      </w:r>
+      <w:proofErr w:type="spellStart"/>
+      <w:r>
+        <w:rPr>
+          <w:rFonts w:ascii="Nirmala UI" w:eastAsia="Times New Roman" w:hAnsi="Nirmala UI" w:cs="Nirmala UI"/>
+          <w:sz w:val="24"/>
+          <w:szCs w:val="24"/>
+        </w:rPr>
+        <w:t>বড়</w:t>
+      </w:r>
+      <w:proofErr w:type="spellEnd"/>
+      <w:r>
+        <w:rPr>
+          <w:rFonts w:ascii="Times New Roman" w:eastAsia="Times New Roman" w:hAnsi="Times New Roman" w:cs="Times New Roman"/>
+          <w:sz w:val="24"/>
+          <w:szCs w:val="24"/>
+        </w:rPr>
+        <w:t xml:space="preserve"> Flutter Project-</w:t>
+      </w:r>
+      <w:proofErr w:type="spellStart"/>
+      <w:r>
+        <w:rPr>
+          <w:rFonts w:ascii="Nirmala UI" w:eastAsia="Times New Roman" w:hAnsi="Nirmala UI" w:cs="Nirmala UI"/>
+          <w:sz w:val="24"/>
+          <w:szCs w:val="24"/>
+        </w:rPr>
+        <w:t>এর</w:t>
+      </w:r>
+      <w:proofErr w:type="spellEnd"/>
+      <w:r>
+        <w:rPr>
+          <w:rFonts w:ascii="Times New Roman" w:eastAsia="Times New Roman" w:hAnsi="Times New Roman" w:cs="Times New Roman"/>
+          <w:sz w:val="24"/>
+          <w:szCs w:val="24"/>
+        </w:rPr>
+        <w:t xml:space="preserve"> Navigation Design </w:t>
+      </w:r>
+      <w:proofErr w:type="spellStart"/>
+      <w:r>
+        <w:rPr>
+          <w:rFonts w:ascii="Nirmala UI" w:eastAsia="Times New Roman" w:hAnsi="Nirmala UI" w:cs="Nirmala UI"/>
+          <w:sz w:val="24"/>
+          <w:szCs w:val="24"/>
+        </w:rPr>
+        <w:t>করার</w:t>
+      </w:r>
+      <w:proofErr w:type="spellEnd"/>
+      <w:r>
+        <w:rPr>
+          <w:rFonts w:ascii="Times New Roman" w:eastAsia="Times New Roman" w:hAnsi="Times New Roman" w:cs="Times New Roman"/>
+          <w:sz w:val="24"/>
+          <w:szCs w:val="24"/>
+        </w:rPr>
+        <w:t xml:space="preserve"> </w:t>
+      </w:r>
+      <w:proofErr w:type="spellStart"/>
+      <w:r>
+        <w:rPr>
+          <w:rFonts w:ascii="Nirmala UI" w:eastAsia="Times New Roman" w:hAnsi="Nirmala UI" w:cs="Nirmala UI"/>
+          <w:sz w:val="24"/>
+          <w:szCs w:val="24"/>
+        </w:rPr>
+        <w:t>অভ্যাস</w:t>
+      </w:r>
+      <w:proofErr w:type="spellEnd"/>
+      <w:r>
+        <w:rPr>
+          <w:rFonts w:ascii="Times New Roman" w:eastAsia="Times New Roman" w:hAnsi="Times New Roman" w:cs="Times New Roman"/>
+          <w:sz w:val="24"/>
+          <w:szCs w:val="24"/>
+        </w:rPr>
+        <w:t xml:space="preserve"> </w:t>
+      </w:r>
+      <w:proofErr w:type="spellStart"/>
+      <w:r>
+        <w:rPr>
+          <w:rFonts w:ascii="Nirmala UI" w:eastAsia="Times New Roman" w:hAnsi="Nirmala UI" w:cs="Nirmala UI"/>
+          <w:sz w:val="24"/>
+          <w:szCs w:val="24"/>
+        </w:rPr>
+        <w:t>তৈরি</w:t>
+      </w:r>
+      <w:proofErr w:type="spellEnd"/>
+      <w:r>
+        <w:rPr>
+          <w:rFonts w:ascii="Times New Roman" w:eastAsia="Times New Roman" w:hAnsi="Times New Roman" w:cs="Times New Roman"/>
+          <w:sz w:val="24"/>
+          <w:szCs w:val="24"/>
+        </w:rPr>
+        <w:t xml:space="preserve"> </w:t>
+      </w:r>
+      <w:proofErr w:type="spellStart"/>
+      <w:r>
+        <w:rPr>
+          <w:rFonts w:ascii="Nirmala UI" w:eastAsia="Times New Roman" w:hAnsi="Nirmala UI" w:cs="Nirmala UI"/>
+          <w:sz w:val="24"/>
+          <w:szCs w:val="24"/>
+        </w:rPr>
+        <w:t>হবে</w:t>
+      </w:r>
+      <w:proofErr w:type="spellEnd"/>
+      <w:r>
+        <w:rPr>
+          <w:rFonts w:ascii="Nirmala UI" w:eastAsia="Times New Roman" w:hAnsi="Nirmala UI" w:cs="Nirmala UI"/>
+          <w:sz w:val="24"/>
+          <w:szCs w:val="24"/>
+        </w:rPr>
+        <w:t>।</w:t>
+      </w:r>
+    </w:p>
+    <w:p>
       <w:bookmarkStart w:id="0" w:name="_GoBack"/>
       <w:bookmarkEnd w:id="0"/>
     </w:p>
@@ -5231,9 +6586,9 @@
 <file path=word/numbering.xml><?xml version="1.0" encoding="utf-8"?>
 <w:numbering xmlns:wpc="http://schemas.microsoft.com/office/word/2010/wordprocessingCanvas" xmlns:mc="http://schemas.openxmlformats.org/markup-compatibility/2006" xmlns:o="urn:schemas-microsoft-com:office:office" xmlns:r="http://schemas.openxmlformats.org/officeDocument/2006/relationships" xmlns:m="http://schemas.openxmlformats.org/officeDocument/2006/math" xmlns:v="urn:schemas-microsoft-com:vml" xmlns:wp14="http://schemas.microsoft.com/office/word/2010/wordprocessingDrawing" xmlns:wp="http://schemas.openxmlformats.org/drawingml/2006/wordprocessingDrawing" xmlns:w10="urn:schemas-microsoft-com:office:word" xmlns:w="http://schemas.openxmlformats.org/wordprocessingml/2006/main" xmlns:w14="http://schemas.microsoft.com/office/word/2010/wordml" xmlns:w15="http://schemas.microsoft.com/office/word/2012/wordml" xmlns:wpg="http://schemas.microsoft.com/office/word/2010/wordprocessingGroup" xmlns:wpi="http://schemas.microsoft.com/office/word/2010/wordprocessingInk" xmlns:wne="http://schemas.microsoft.com/office/word/2006/wordml" xmlns:wps="http://schemas.microsoft.com/office/word/2010/wordprocessingShape" mc:Ignorable="w14 w15 wp14">
   <w:abstractNum w:abstractNumId="0">
-    <w:nsid w:val="64EF78DE"/>
+    <w:nsid w:val="088C224C"/>
     <w:multiLevelType w:val="multilevel"/>
-    <w:tmpl w:val="713A4DFA"/>
+    <w:tmpl w:val="F728810A"/>
     <w:lvl w:ilvl="0">
       <w:start w:val="1"/>
       <w:numFmt w:val="bullet"/>
@@ -5379,8 +6734,884 @@
       </w:rPr>
     </w:lvl>
   </w:abstractNum>
+  <w:abstractNum w:abstractNumId="1">
+    <w:nsid w:val="099015E5"/>
+    <w:multiLevelType w:val="multilevel"/>
+    <w:tmpl w:val="2B0A6B7C"/>
+    <w:lvl w:ilvl="0">
+      <w:start w:val="1"/>
+      <w:numFmt w:val="decimal"/>
+      <w:lvlText w:val="%1."/>
+      <w:lvlJc w:val="left"/>
+      <w:pPr>
+        <w:tabs>
+          <w:tab w:val="num" w:pos="720"/>
+        </w:tabs>
+        <w:ind w:left="720" w:hanging="360"/>
+      </w:pPr>
+    </w:lvl>
+    <w:lvl w:ilvl="1" w:tentative="1">
+      <w:start w:val="1"/>
+      <w:numFmt w:val="decimal"/>
+      <w:lvlText w:val="%2."/>
+      <w:lvlJc w:val="left"/>
+      <w:pPr>
+        <w:tabs>
+          <w:tab w:val="num" w:pos="1440"/>
+        </w:tabs>
+        <w:ind w:left="1440" w:hanging="360"/>
+      </w:pPr>
+    </w:lvl>
+    <w:lvl w:ilvl="2" w:tentative="1">
+      <w:start w:val="1"/>
+      <w:numFmt w:val="decimal"/>
+      <w:lvlText w:val="%3."/>
+      <w:lvlJc w:val="left"/>
+      <w:pPr>
+        <w:tabs>
+          <w:tab w:val="num" w:pos="2160"/>
+        </w:tabs>
+        <w:ind w:left="2160" w:hanging="360"/>
+      </w:pPr>
+    </w:lvl>
+    <w:lvl w:ilvl="3" w:tentative="1">
+      <w:start w:val="1"/>
+      <w:numFmt w:val="decimal"/>
+      <w:lvlText w:val="%4."/>
+      <w:lvlJc w:val="left"/>
+      <w:pPr>
+        <w:tabs>
+          <w:tab w:val="num" w:pos="2880"/>
+        </w:tabs>
+        <w:ind w:left="2880" w:hanging="360"/>
+      </w:pPr>
+    </w:lvl>
+    <w:lvl w:ilvl="4" w:tentative="1">
+      <w:start w:val="1"/>
+      <w:numFmt w:val="decimal"/>
+      <w:lvlText w:val="%5."/>
+      <w:lvlJc w:val="left"/>
+      <w:pPr>
+        <w:tabs>
+          <w:tab w:val="num" w:pos="3600"/>
+        </w:tabs>
+        <w:ind w:left="3600" w:hanging="360"/>
+      </w:pPr>
+    </w:lvl>
+    <w:lvl w:ilvl="5" w:tentative="1">
+      <w:start w:val="1"/>
+      <w:numFmt w:val="decimal"/>
+      <w:lvlText w:val="%6."/>
+      <w:lvlJc w:val="left"/>
+      <w:pPr>
+        <w:tabs>
+          <w:tab w:val="num" w:pos="4320"/>
+        </w:tabs>
+        <w:ind w:left="4320" w:hanging="360"/>
+      </w:pPr>
+    </w:lvl>
+    <w:lvl w:ilvl="6" w:tentative="1">
+      <w:start w:val="1"/>
+      <w:numFmt w:val="decimal"/>
+      <w:lvlText w:val="%7."/>
+      <w:lvlJc w:val="left"/>
+      <w:pPr>
+        <w:tabs>
+          <w:tab w:val="num" w:pos="5040"/>
+        </w:tabs>
+        <w:ind w:left="5040" w:hanging="360"/>
+      </w:pPr>
+    </w:lvl>
+    <w:lvl w:ilvl="7" w:tentative="1">
+      <w:start w:val="1"/>
+      <w:numFmt w:val="decimal"/>
+      <w:lvlText w:val="%8."/>
+      <w:lvlJc w:val="left"/>
+      <w:pPr>
+        <w:tabs>
+          <w:tab w:val="num" w:pos="5760"/>
+        </w:tabs>
+        <w:ind w:left="5760" w:hanging="360"/>
+      </w:pPr>
+    </w:lvl>
+    <w:lvl w:ilvl="8" w:tentative="1">
+      <w:start w:val="1"/>
+      <w:numFmt w:val="decimal"/>
+      <w:lvlText w:val="%9."/>
+      <w:lvlJc w:val="left"/>
+      <w:pPr>
+        <w:tabs>
+          <w:tab w:val="num" w:pos="6480"/>
+        </w:tabs>
+        <w:ind w:left="6480" w:hanging="360"/>
+      </w:pPr>
+    </w:lvl>
+  </w:abstractNum>
+  <w:abstractNum w:abstractNumId="2">
+    <w:nsid w:val="143F7B88"/>
+    <w:multiLevelType w:val="multilevel"/>
+    <w:tmpl w:val="E51E5D60"/>
+    <w:lvl w:ilvl="0">
+      <w:start w:val="1"/>
+      <w:numFmt w:val="bullet"/>
+      <w:lvlText w:val=""/>
+      <w:lvlJc w:val="left"/>
+      <w:pPr>
+        <w:tabs>
+          <w:tab w:val="num" w:pos="720"/>
+        </w:tabs>
+        <w:ind w:left="720" w:hanging="360"/>
+      </w:pPr>
+      <w:rPr>
+        <w:rFonts w:ascii="Symbol" w:hAnsi="Symbol" w:hint="default"/>
+        <w:sz w:val="20"/>
+      </w:rPr>
+    </w:lvl>
+    <w:lvl w:ilvl="1" w:tentative="1">
+      <w:start w:val="1"/>
+      <w:numFmt w:val="bullet"/>
+      <w:lvlText w:val="o"/>
+      <w:lvlJc w:val="left"/>
+      <w:pPr>
+        <w:tabs>
+          <w:tab w:val="num" w:pos="1440"/>
+        </w:tabs>
+        <w:ind w:left="1440" w:hanging="360"/>
+      </w:pPr>
+      <w:rPr>
+        <w:rFonts w:ascii="Courier New" w:hAnsi="Courier New" w:hint="default"/>
+        <w:sz w:val="20"/>
+      </w:rPr>
+    </w:lvl>
+    <w:lvl w:ilvl="2" w:tentative="1">
+      <w:start w:val="1"/>
+      <w:numFmt w:val="bullet"/>
+      <w:lvlText w:val=""/>
+      <w:lvlJc w:val="left"/>
+      <w:pPr>
+        <w:tabs>
+          <w:tab w:val="num" w:pos="2160"/>
+        </w:tabs>
+        <w:ind w:left="2160" w:hanging="360"/>
+      </w:pPr>
+      <w:rPr>
+        <w:rFonts w:ascii="Wingdings" w:hAnsi="Wingdings" w:hint="default"/>
+        <w:sz w:val="20"/>
+      </w:rPr>
+    </w:lvl>
+    <w:lvl w:ilvl="3" w:tentative="1">
+      <w:start w:val="1"/>
+      <w:numFmt w:val="bullet"/>
+      <w:lvlText w:val=""/>
+      <w:lvlJc w:val="left"/>
+      <w:pPr>
+        <w:tabs>
+          <w:tab w:val="num" w:pos="2880"/>
+        </w:tabs>
+        <w:ind w:left="2880" w:hanging="360"/>
+      </w:pPr>
+      <w:rPr>
+        <w:rFonts w:ascii="Wingdings" w:hAnsi="Wingdings" w:hint="default"/>
+        <w:sz w:val="20"/>
+      </w:rPr>
+    </w:lvl>
+    <w:lvl w:ilvl="4" w:tentative="1">
+      <w:start w:val="1"/>
+      <w:numFmt w:val="bullet"/>
+      <w:lvlText w:val=""/>
+      <w:lvlJc w:val="left"/>
+      <w:pPr>
+        <w:tabs>
+          <w:tab w:val="num" w:pos="3600"/>
+        </w:tabs>
+        <w:ind w:left="3600" w:hanging="360"/>
+      </w:pPr>
+      <w:rPr>
+        <w:rFonts w:ascii="Wingdings" w:hAnsi="Wingdings" w:hint="default"/>
+        <w:sz w:val="20"/>
+      </w:rPr>
+    </w:lvl>
+    <w:lvl w:ilvl="5" w:tentative="1">
+      <w:start w:val="1"/>
+      <w:numFmt w:val="bullet"/>
+      <w:lvlText w:val=""/>
+      <w:lvlJc w:val="left"/>
+      <w:pPr>
+        <w:tabs>
+          <w:tab w:val="num" w:pos="4320"/>
+        </w:tabs>
+        <w:ind w:left="4320" w:hanging="360"/>
+      </w:pPr>
+      <w:rPr>
+        <w:rFonts w:ascii="Wingdings" w:hAnsi="Wingdings" w:hint="default"/>
+        <w:sz w:val="20"/>
+      </w:rPr>
+    </w:lvl>
+    <w:lvl w:ilvl="6" w:tentative="1">
+      <w:start w:val="1"/>
+      <w:numFmt w:val="bullet"/>
+      <w:lvlText w:val=""/>
+      <w:lvlJc w:val="left"/>
+      <w:pPr>
+        <w:tabs>
+          <w:tab w:val="num" w:pos="5040"/>
+        </w:tabs>
+        <w:ind w:left="5040" w:hanging="360"/>
+      </w:pPr>
+      <w:rPr>
+        <w:rFonts w:ascii="Wingdings" w:hAnsi="Wingdings" w:hint="default"/>
+        <w:sz w:val="20"/>
+      </w:rPr>
+    </w:lvl>
+    <w:lvl w:ilvl="7" w:tentative="1">
+      <w:start w:val="1"/>
+      <w:numFmt w:val="bullet"/>
+      <w:lvlText w:val=""/>
+      <w:lvlJc w:val="left"/>
+      <w:pPr>
+        <w:tabs>
+          <w:tab w:val="num" w:pos="5760"/>
+        </w:tabs>
+        <w:ind w:left="5760" w:hanging="360"/>
+      </w:pPr>
+      <w:rPr>
+        <w:rFonts w:ascii="Wingdings" w:hAnsi="Wingdings" w:hint="default"/>
+        <w:sz w:val="20"/>
+      </w:rPr>
+    </w:lvl>
+    <w:lvl w:ilvl="8" w:tentative="1">
+      <w:start w:val="1"/>
+      <w:numFmt w:val="bullet"/>
+      <w:lvlText w:val=""/>
+      <w:lvlJc w:val="left"/>
+      <w:pPr>
+        <w:tabs>
+          <w:tab w:val="num" w:pos="6480"/>
+        </w:tabs>
+        <w:ind w:left="6480" w:hanging="360"/>
+      </w:pPr>
+      <w:rPr>
+        <w:rFonts w:ascii="Wingdings" w:hAnsi="Wingdings" w:hint="default"/>
+        <w:sz w:val="20"/>
+      </w:rPr>
+    </w:lvl>
+  </w:abstractNum>
+  <w:abstractNum w:abstractNumId="3">
+    <w:nsid w:val="2B00544F"/>
+    <w:multiLevelType w:val="multilevel"/>
+    <w:tmpl w:val="4E2C676A"/>
+    <w:lvl w:ilvl="0">
+      <w:start w:val="1"/>
+      <w:numFmt w:val="bullet"/>
+      <w:lvlText w:val=""/>
+      <w:lvlJc w:val="left"/>
+      <w:pPr>
+        <w:tabs>
+          <w:tab w:val="num" w:pos="720"/>
+        </w:tabs>
+        <w:ind w:left="720" w:hanging="360"/>
+      </w:pPr>
+      <w:rPr>
+        <w:rFonts w:ascii="Symbol" w:hAnsi="Symbol" w:hint="default"/>
+        <w:sz w:val="20"/>
+      </w:rPr>
+    </w:lvl>
+    <w:lvl w:ilvl="1" w:tentative="1">
+      <w:start w:val="1"/>
+      <w:numFmt w:val="bullet"/>
+      <w:lvlText w:val="o"/>
+      <w:lvlJc w:val="left"/>
+      <w:pPr>
+        <w:tabs>
+          <w:tab w:val="num" w:pos="1440"/>
+        </w:tabs>
+        <w:ind w:left="1440" w:hanging="360"/>
+      </w:pPr>
+      <w:rPr>
+        <w:rFonts w:ascii="Courier New" w:hAnsi="Courier New" w:hint="default"/>
+        <w:sz w:val="20"/>
+      </w:rPr>
+    </w:lvl>
+    <w:lvl w:ilvl="2" w:tentative="1">
+      <w:start w:val="1"/>
+      <w:numFmt w:val="bullet"/>
+      <w:lvlText w:val=""/>
+      <w:lvlJc w:val="left"/>
+      <w:pPr>
+        <w:tabs>
+          <w:tab w:val="num" w:pos="2160"/>
+        </w:tabs>
+        <w:ind w:left="2160" w:hanging="360"/>
+      </w:pPr>
+      <w:rPr>
+        <w:rFonts w:ascii="Wingdings" w:hAnsi="Wingdings" w:hint="default"/>
+        <w:sz w:val="20"/>
+      </w:rPr>
+    </w:lvl>
+    <w:lvl w:ilvl="3" w:tentative="1">
+      <w:start w:val="1"/>
+      <w:numFmt w:val="bullet"/>
+      <w:lvlText w:val=""/>
+      <w:lvlJc w:val="left"/>
+      <w:pPr>
+        <w:tabs>
+          <w:tab w:val="num" w:pos="2880"/>
+        </w:tabs>
+        <w:ind w:left="2880" w:hanging="360"/>
+      </w:pPr>
+      <w:rPr>
+        <w:rFonts w:ascii="Wingdings" w:hAnsi="Wingdings" w:hint="default"/>
+        <w:sz w:val="20"/>
+      </w:rPr>
+    </w:lvl>
+    <w:lvl w:ilvl="4" w:tentative="1">
+      <w:start w:val="1"/>
+      <w:numFmt w:val="bullet"/>
+      <w:lvlText w:val=""/>
+      <w:lvlJc w:val="left"/>
+      <w:pPr>
+        <w:tabs>
+          <w:tab w:val="num" w:pos="3600"/>
+        </w:tabs>
+        <w:ind w:left="3600" w:hanging="360"/>
+      </w:pPr>
+      <w:rPr>
+        <w:rFonts w:ascii="Wingdings" w:hAnsi="Wingdings" w:hint="default"/>
+        <w:sz w:val="20"/>
+      </w:rPr>
+    </w:lvl>
+    <w:lvl w:ilvl="5" w:tentative="1">
+      <w:start w:val="1"/>
+      <w:numFmt w:val="bullet"/>
+      <w:lvlText w:val=""/>
+      <w:lvlJc w:val="left"/>
+      <w:pPr>
+        <w:tabs>
+          <w:tab w:val="num" w:pos="4320"/>
+        </w:tabs>
+        <w:ind w:left="4320" w:hanging="360"/>
+      </w:pPr>
+      <w:rPr>
+        <w:rFonts w:ascii="Wingdings" w:hAnsi="Wingdings" w:hint="default"/>
+        <w:sz w:val="20"/>
+      </w:rPr>
+    </w:lvl>
+    <w:lvl w:ilvl="6" w:tentative="1">
+      <w:start w:val="1"/>
+      <w:numFmt w:val="bullet"/>
+      <w:lvlText w:val=""/>
+      <w:lvlJc w:val="left"/>
+      <w:pPr>
+        <w:tabs>
+          <w:tab w:val="num" w:pos="5040"/>
+        </w:tabs>
+        <w:ind w:left="5040" w:hanging="360"/>
+      </w:pPr>
+      <w:rPr>
+        <w:rFonts w:ascii="Wingdings" w:hAnsi="Wingdings" w:hint="default"/>
+        <w:sz w:val="20"/>
+      </w:rPr>
+    </w:lvl>
+    <w:lvl w:ilvl="7" w:tentative="1">
+      <w:start w:val="1"/>
+      <w:numFmt w:val="bullet"/>
+      <w:lvlText w:val=""/>
+      <w:lvlJc w:val="left"/>
+      <w:pPr>
+        <w:tabs>
+          <w:tab w:val="num" w:pos="5760"/>
+        </w:tabs>
+        <w:ind w:left="5760" w:hanging="360"/>
+      </w:pPr>
+      <w:rPr>
+        <w:rFonts w:ascii="Wingdings" w:hAnsi="Wingdings" w:hint="default"/>
+        <w:sz w:val="20"/>
+      </w:rPr>
+    </w:lvl>
+    <w:lvl w:ilvl="8" w:tentative="1">
+      <w:start w:val="1"/>
+      <w:numFmt w:val="bullet"/>
+      <w:lvlText w:val=""/>
+      <w:lvlJc w:val="left"/>
+      <w:pPr>
+        <w:tabs>
+          <w:tab w:val="num" w:pos="6480"/>
+        </w:tabs>
+        <w:ind w:left="6480" w:hanging="360"/>
+      </w:pPr>
+      <w:rPr>
+        <w:rFonts w:ascii="Wingdings" w:hAnsi="Wingdings" w:hint="default"/>
+        <w:sz w:val="20"/>
+      </w:rPr>
+    </w:lvl>
+  </w:abstractNum>
+  <w:abstractNum w:abstractNumId="4">
+    <w:nsid w:val="56084394"/>
+    <w:multiLevelType w:val="multilevel"/>
+    <w:tmpl w:val="AB8A4572"/>
+    <w:lvl w:ilvl="0">
+      <w:start w:val="1"/>
+      <w:numFmt w:val="bullet"/>
+      <w:lvlText w:val=""/>
+      <w:lvlJc w:val="left"/>
+      <w:pPr>
+        <w:tabs>
+          <w:tab w:val="num" w:pos="720"/>
+        </w:tabs>
+        <w:ind w:left="720" w:hanging="360"/>
+      </w:pPr>
+      <w:rPr>
+        <w:rFonts w:ascii="Symbol" w:hAnsi="Symbol" w:hint="default"/>
+        <w:sz w:val="20"/>
+      </w:rPr>
+    </w:lvl>
+    <w:lvl w:ilvl="1" w:tentative="1">
+      <w:start w:val="1"/>
+      <w:numFmt w:val="bullet"/>
+      <w:lvlText w:val="o"/>
+      <w:lvlJc w:val="left"/>
+      <w:pPr>
+        <w:tabs>
+          <w:tab w:val="num" w:pos="1440"/>
+        </w:tabs>
+        <w:ind w:left="1440" w:hanging="360"/>
+      </w:pPr>
+      <w:rPr>
+        <w:rFonts w:ascii="Courier New" w:hAnsi="Courier New" w:hint="default"/>
+        <w:sz w:val="20"/>
+      </w:rPr>
+    </w:lvl>
+    <w:lvl w:ilvl="2" w:tentative="1">
+      <w:start w:val="1"/>
+      <w:numFmt w:val="bullet"/>
+      <w:lvlText w:val=""/>
+      <w:lvlJc w:val="left"/>
+      <w:pPr>
+        <w:tabs>
+          <w:tab w:val="num" w:pos="2160"/>
+        </w:tabs>
+        <w:ind w:left="2160" w:hanging="360"/>
+      </w:pPr>
+      <w:rPr>
+        <w:rFonts w:ascii="Wingdings" w:hAnsi="Wingdings" w:hint="default"/>
+        <w:sz w:val="20"/>
+      </w:rPr>
+    </w:lvl>
+    <w:lvl w:ilvl="3" w:tentative="1">
+      <w:start w:val="1"/>
+      <w:numFmt w:val="bullet"/>
+      <w:lvlText w:val=""/>
+      <w:lvlJc w:val="left"/>
+      <w:pPr>
+        <w:tabs>
+          <w:tab w:val="num" w:pos="2880"/>
+        </w:tabs>
+        <w:ind w:left="2880" w:hanging="360"/>
+      </w:pPr>
+      <w:rPr>
+        <w:rFonts w:ascii="Wingdings" w:hAnsi="Wingdings" w:hint="default"/>
+        <w:sz w:val="20"/>
+      </w:rPr>
+    </w:lvl>
+    <w:lvl w:ilvl="4" w:tentative="1">
+      <w:start w:val="1"/>
+      <w:numFmt w:val="bullet"/>
+      <w:lvlText w:val=""/>
+      <w:lvlJc w:val="left"/>
+      <w:pPr>
+        <w:tabs>
+          <w:tab w:val="num" w:pos="3600"/>
+        </w:tabs>
+        <w:ind w:left="3600" w:hanging="360"/>
+      </w:pPr>
+      <w:rPr>
+        <w:rFonts w:ascii="Wingdings" w:hAnsi="Wingdings" w:hint="default"/>
+        <w:sz w:val="20"/>
+      </w:rPr>
+    </w:lvl>
+    <w:lvl w:ilvl="5" w:tentative="1">
+      <w:start w:val="1"/>
+      <w:numFmt w:val="bullet"/>
+      <w:lvlText w:val=""/>
+      <w:lvlJc w:val="left"/>
+      <w:pPr>
+        <w:tabs>
+          <w:tab w:val="num" w:pos="4320"/>
+        </w:tabs>
+        <w:ind w:left="4320" w:hanging="360"/>
+      </w:pPr>
+      <w:rPr>
+        <w:rFonts w:ascii="Wingdings" w:hAnsi="Wingdings" w:hint="default"/>
+        <w:sz w:val="20"/>
+      </w:rPr>
+    </w:lvl>
+    <w:lvl w:ilvl="6" w:tentative="1">
+      <w:start w:val="1"/>
+      <w:numFmt w:val="bullet"/>
+      <w:lvlText w:val=""/>
+      <w:lvlJc w:val="left"/>
+      <w:pPr>
+        <w:tabs>
+          <w:tab w:val="num" w:pos="5040"/>
+        </w:tabs>
+        <w:ind w:left="5040" w:hanging="360"/>
+      </w:pPr>
+      <w:rPr>
+        <w:rFonts w:ascii="Wingdings" w:hAnsi="Wingdings" w:hint="default"/>
+        <w:sz w:val="20"/>
+      </w:rPr>
+    </w:lvl>
+    <w:lvl w:ilvl="7" w:tentative="1">
+      <w:start w:val="1"/>
+      <w:numFmt w:val="bullet"/>
+      <w:lvlText w:val=""/>
+      <w:lvlJc w:val="left"/>
+      <w:pPr>
+        <w:tabs>
+          <w:tab w:val="num" w:pos="5760"/>
+        </w:tabs>
+        <w:ind w:left="5760" w:hanging="360"/>
+      </w:pPr>
+      <w:rPr>
+        <w:rFonts w:ascii="Wingdings" w:hAnsi="Wingdings" w:hint="default"/>
+        <w:sz w:val="20"/>
+      </w:rPr>
+    </w:lvl>
+    <w:lvl w:ilvl="8" w:tentative="1">
+      <w:start w:val="1"/>
+      <w:numFmt w:val="bullet"/>
+      <w:lvlText w:val=""/>
+      <w:lvlJc w:val="left"/>
+      <w:pPr>
+        <w:tabs>
+          <w:tab w:val="num" w:pos="6480"/>
+        </w:tabs>
+        <w:ind w:left="6480" w:hanging="360"/>
+      </w:pPr>
+      <w:rPr>
+        <w:rFonts w:ascii="Wingdings" w:hAnsi="Wingdings" w:hint="default"/>
+        <w:sz w:val="20"/>
+      </w:rPr>
+    </w:lvl>
+  </w:abstractNum>
+  <w:abstractNum w:abstractNumId="5">
+    <w:nsid w:val="60625B74"/>
+    <w:multiLevelType w:val="multilevel"/>
+    <w:tmpl w:val="850241E4"/>
+    <w:lvl w:ilvl="0">
+      <w:start w:val="1"/>
+      <w:numFmt w:val="bullet"/>
+      <w:lvlText w:val=""/>
+      <w:lvlJc w:val="left"/>
+      <w:pPr>
+        <w:tabs>
+          <w:tab w:val="num" w:pos="720"/>
+        </w:tabs>
+        <w:ind w:left="720" w:hanging="360"/>
+      </w:pPr>
+      <w:rPr>
+        <w:rFonts w:ascii="Symbol" w:hAnsi="Symbol" w:hint="default"/>
+        <w:sz w:val="20"/>
+      </w:rPr>
+    </w:lvl>
+    <w:lvl w:ilvl="1" w:tentative="1">
+      <w:start w:val="1"/>
+      <w:numFmt w:val="bullet"/>
+      <w:lvlText w:val="o"/>
+      <w:lvlJc w:val="left"/>
+      <w:pPr>
+        <w:tabs>
+          <w:tab w:val="num" w:pos="1440"/>
+        </w:tabs>
+        <w:ind w:left="1440" w:hanging="360"/>
+      </w:pPr>
+      <w:rPr>
+        <w:rFonts w:ascii="Courier New" w:hAnsi="Courier New" w:hint="default"/>
+        <w:sz w:val="20"/>
+      </w:rPr>
+    </w:lvl>
+    <w:lvl w:ilvl="2" w:tentative="1">
+      <w:start w:val="1"/>
+      <w:numFmt w:val="bullet"/>
+      <w:lvlText w:val=""/>
+      <w:lvlJc w:val="left"/>
+      <w:pPr>
+        <w:tabs>
+          <w:tab w:val="num" w:pos="2160"/>
+        </w:tabs>
+        <w:ind w:left="2160" w:hanging="360"/>
+      </w:pPr>
+      <w:rPr>
+        <w:rFonts w:ascii="Wingdings" w:hAnsi="Wingdings" w:hint="default"/>
+        <w:sz w:val="20"/>
+      </w:rPr>
+    </w:lvl>
+    <w:lvl w:ilvl="3" w:tentative="1">
+      <w:start w:val="1"/>
+      <w:numFmt w:val="bullet"/>
+      <w:lvlText w:val=""/>
+      <w:lvlJc w:val="left"/>
+      <w:pPr>
+        <w:tabs>
+          <w:tab w:val="num" w:pos="2880"/>
+        </w:tabs>
+        <w:ind w:left="2880" w:hanging="360"/>
+      </w:pPr>
+      <w:rPr>
+        <w:rFonts w:ascii="Wingdings" w:hAnsi="Wingdings" w:hint="default"/>
+        <w:sz w:val="20"/>
+      </w:rPr>
+    </w:lvl>
+    <w:lvl w:ilvl="4" w:tentative="1">
+      <w:start w:val="1"/>
+      <w:numFmt w:val="bullet"/>
+      <w:lvlText w:val=""/>
+      <w:lvlJc w:val="left"/>
+      <w:pPr>
+        <w:tabs>
+          <w:tab w:val="num" w:pos="3600"/>
+        </w:tabs>
+        <w:ind w:left="3600" w:hanging="360"/>
+      </w:pPr>
+      <w:rPr>
+        <w:rFonts w:ascii="Wingdings" w:hAnsi="Wingdings" w:hint="default"/>
+        <w:sz w:val="20"/>
+      </w:rPr>
+    </w:lvl>
+    <w:lvl w:ilvl="5" w:tentative="1">
+      <w:start w:val="1"/>
+      <w:numFmt w:val="bullet"/>
+      <w:lvlText w:val=""/>
+      <w:lvlJc w:val="left"/>
+      <w:pPr>
+        <w:tabs>
+          <w:tab w:val="num" w:pos="4320"/>
+        </w:tabs>
+        <w:ind w:left="4320" w:hanging="360"/>
+      </w:pPr>
+      <w:rPr>
+        <w:rFonts w:ascii="Wingdings" w:hAnsi="Wingdings" w:hint="default"/>
+        <w:sz w:val="20"/>
+      </w:rPr>
+    </w:lvl>
+    <w:lvl w:ilvl="6" w:tentative="1">
+      <w:start w:val="1"/>
+      <w:numFmt w:val="bullet"/>
+      <w:lvlText w:val=""/>
+      <w:lvlJc w:val="left"/>
+      <w:pPr>
+        <w:tabs>
+          <w:tab w:val="num" w:pos="5040"/>
+        </w:tabs>
+        <w:ind w:left="5040" w:hanging="360"/>
+      </w:pPr>
+      <w:rPr>
+        <w:rFonts w:ascii="Wingdings" w:hAnsi="Wingdings" w:hint="default"/>
+        <w:sz w:val="20"/>
+      </w:rPr>
+    </w:lvl>
+    <w:lvl w:ilvl="7" w:tentative="1">
+      <w:start w:val="1"/>
+      <w:numFmt w:val="bullet"/>
+      <w:lvlText w:val=""/>
+      <w:lvlJc w:val="left"/>
+      <w:pPr>
+        <w:tabs>
+          <w:tab w:val="num" w:pos="5760"/>
+        </w:tabs>
+        <w:ind w:left="5760" w:hanging="360"/>
+      </w:pPr>
+      <w:rPr>
+        <w:rFonts w:ascii="Wingdings" w:hAnsi="Wingdings" w:hint="default"/>
+        <w:sz w:val="20"/>
+      </w:rPr>
+    </w:lvl>
+    <w:lvl w:ilvl="8" w:tentative="1">
+      <w:start w:val="1"/>
+      <w:numFmt w:val="bullet"/>
+      <w:lvlText w:val=""/>
+      <w:lvlJc w:val="left"/>
+      <w:pPr>
+        <w:tabs>
+          <w:tab w:val="num" w:pos="6480"/>
+        </w:tabs>
+        <w:ind w:left="6480" w:hanging="360"/>
+      </w:pPr>
+      <w:rPr>
+        <w:rFonts w:ascii="Wingdings" w:hAnsi="Wingdings" w:hint="default"/>
+        <w:sz w:val="20"/>
+      </w:rPr>
+    </w:lvl>
+  </w:abstractNum>
+  <w:abstractNum w:abstractNumId="6">
+    <w:nsid w:val="64EF78DE"/>
+    <w:multiLevelType w:val="multilevel"/>
+    <w:tmpl w:val="713A4DFA"/>
+    <w:lvl w:ilvl="0">
+      <w:start w:val="1"/>
+      <w:numFmt w:val="bullet"/>
+      <w:lvlText w:val=""/>
+      <w:lvlJc w:val="left"/>
+      <w:pPr>
+        <w:tabs>
+          <w:tab w:val="num" w:pos="720"/>
+        </w:tabs>
+        <w:ind w:left="720" w:hanging="360"/>
+      </w:pPr>
+      <w:rPr>
+        <w:rFonts w:ascii="Symbol" w:hAnsi="Symbol" w:hint="default"/>
+        <w:sz w:val="20"/>
+      </w:rPr>
+    </w:lvl>
+    <w:lvl w:ilvl="1" w:tentative="1">
+      <w:start w:val="1"/>
+      <w:numFmt w:val="bullet"/>
+      <w:lvlText w:val="o"/>
+      <w:lvlJc w:val="left"/>
+      <w:pPr>
+        <w:tabs>
+          <w:tab w:val="num" w:pos="1440"/>
+        </w:tabs>
+        <w:ind w:left="1440" w:hanging="360"/>
+      </w:pPr>
+      <w:rPr>
+        <w:rFonts w:ascii="Courier New" w:hAnsi="Courier New" w:hint="default"/>
+        <w:sz w:val="20"/>
+      </w:rPr>
+    </w:lvl>
+    <w:lvl w:ilvl="2" w:tentative="1">
+      <w:start w:val="1"/>
+      <w:numFmt w:val="bullet"/>
+      <w:lvlText w:val=""/>
+      <w:lvlJc w:val="left"/>
+      <w:pPr>
+        <w:tabs>
+          <w:tab w:val="num" w:pos="2160"/>
+        </w:tabs>
+        <w:ind w:left="2160" w:hanging="360"/>
+      </w:pPr>
+      <w:rPr>
+        <w:rFonts w:ascii="Wingdings" w:hAnsi="Wingdings" w:hint="default"/>
+        <w:sz w:val="20"/>
+      </w:rPr>
+    </w:lvl>
+    <w:lvl w:ilvl="3" w:tentative="1">
+      <w:start w:val="1"/>
+      <w:numFmt w:val="bullet"/>
+      <w:lvlText w:val=""/>
+      <w:lvlJc w:val="left"/>
+      <w:pPr>
+        <w:tabs>
+          <w:tab w:val="num" w:pos="2880"/>
+        </w:tabs>
+        <w:ind w:left="2880" w:hanging="360"/>
+      </w:pPr>
+      <w:rPr>
+        <w:rFonts w:ascii="Wingdings" w:hAnsi="Wingdings" w:hint="default"/>
+        <w:sz w:val="20"/>
+      </w:rPr>
+    </w:lvl>
+    <w:lvl w:ilvl="4" w:tentative="1">
+      <w:start w:val="1"/>
+      <w:numFmt w:val="bullet"/>
+      <w:lvlText w:val=""/>
+      <w:lvlJc w:val="left"/>
+      <w:pPr>
+        <w:tabs>
+          <w:tab w:val="num" w:pos="3600"/>
+        </w:tabs>
+        <w:ind w:left="3600" w:hanging="360"/>
+      </w:pPr>
+      <w:rPr>
+        <w:rFonts w:ascii="Wingdings" w:hAnsi="Wingdings" w:hint="default"/>
+        <w:sz w:val="20"/>
+      </w:rPr>
+    </w:lvl>
+    <w:lvl w:ilvl="5" w:tentative="1">
+      <w:start w:val="1"/>
+      <w:numFmt w:val="bullet"/>
+      <w:lvlText w:val=""/>
+      <w:lvlJc w:val="left"/>
+      <w:pPr>
+        <w:tabs>
+          <w:tab w:val="num" w:pos="4320"/>
+        </w:tabs>
+        <w:ind w:left="4320" w:hanging="360"/>
+      </w:pPr>
+      <w:rPr>
+        <w:rFonts w:ascii="Wingdings" w:hAnsi="Wingdings" w:hint="default"/>
+        <w:sz w:val="20"/>
+      </w:rPr>
+    </w:lvl>
+    <w:lvl w:ilvl="6" w:tentative="1">
+      <w:start w:val="1"/>
+      <w:numFmt w:val="bullet"/>
+      <w:lvlText w:val=""/>
+      <w:lvlJc w:val="left"/>
+      <w:pPr>
+        <w:tabs>
+          <w:tab w:val="num" w:pos="5040"/>
+        </w:tabs>
+        <w:ind w:left="5040" w:hanging="360"/>
+      </w:pPr>
+      <w:rPr>
+        <w:rFonts w:ascii="Wingdings" w:hAnsi="Wingdings" w:hint="default"/>
+        <w:sz w:val="20"/>
+      </w:rPr>
+    </w:lvl>
+    <w:lvl w:ilvl="7" w:tentative="1">
+      <w:start w:val="1"/>
+      <w:numFmt w:val="bullet"/>
+      <w:lvlText w:val=""/>
+      <w:lvlJc w:val="left"/>
+      <w:pPr>
+        <w:tabs>
+          <w:tab w:val="num" w:pos="5760"/>
+        </w:tabs>
+        <w:ind w:left="5760" w:hanging="360"/>
+      </w:pPr>
+      <w:rPr>
+        <w:rFonts w:ascii="Wingdings" w:hAnsi="Wingdings" w:hint="default"/>
+        <w:sz w:val="20"/>
+      </w:rPr>
+    </w:lvl>
+    <w:lvl w:ilvl="8" w:tentative="1">
+      <w:start w:val="1"/>
+      <w:numFmt w:val="bullet"/>
+      <w:lvlText w:val=""/>
+      <w:lvlJc w:val="left"/>
+      <w:pPr>
+        <w:tabs>
+          <w:tab w:val="num" w:pos="6480"/>
+        </w:tabs>
+        <w:ind w:left="6480" w:hanging="360"/>
+      </w:pPr>
+      <w:rPr>
+        <w:rFonts w:ascii="Wingdings" w:hAnsi="Wingdings" w:hint="default"/>
+        <w:sz w:val="20"/>
+      </w:rPr>
+    </w:lvl>
+  </w:abstractNum>
   <w:num w:numId="1">
+    <w:abstractNumId w:val="6"/>
+  </w:num>
+  <w:num w:numId="2">
+    <w:abstractNumId w:val="1"/>
+  </w:num>
+  <w:num w:numId="3">
     <w:abstractNumId w:val="0"/>
+  </w:num>
+  <w:num w:numId="4">
+    <w:abstractNumId w:val="2"/>
+  </w:num>
+  <w:num w:numId="5">
+    <w:abstractNumId w:val="5"/>
+  </w:num>
+  <w:num w:numId="6">
+    <w:abstractNumId w:val="3"/>
+  </w:num>
+  <w:num w:numId="7">
+    <w:abstractNumId w:val="4"/>
   </w:num>
 </w:numbering>
 </file>
